--- a/2026年6月30日_巴西复盘+2场预测.docx
+++ b/2026年6月30日_巴西复盘+2场预测.docx
@@ -4,7 +4,7 @@
   <w:body>
     <w:p>
       <w:pPr>
-        <w:spacing w:after="100" w:before="200"/>
+        <w:spacing w:after="80" w:before="180"/>
       </w:pPr>
       <w:r>
         <w:rPr>
@@ -20,38 +20,25 @@
     </w:p>
     <w:p>
       <w:pPr>
-        <w:spacing w:after="30" w:before="30"/>
+        <w:spacing w:after="25" w:before="25"/>
       </w:pPr>
       <w:r>
         <w:rPr>
           <w:rFonts w:ascii="Microsoft YaHei" w:cs="Microsoft YaHei" w:eastAsia="Microsoft YaHei" w:hAnsi="Microsoft YaHei"/>
-          <w:sz w:val="17"/>
-          <w:szCs w:val="17"/>
+          <w:sz w:val="16"/>
+          <w:szCs w:val="16"/>
         </w:rPr>
-        <w:t xml:space="preserve">时间: 2026年6月30日 北京时间 05:15 | 框架: CLAUDE.md v17</w:t>
+        <w:t xml:space="preserve">时间: 2026年6月30日 北京时间 | 框架: CLAUDE.md v16 (铁律8: 球员名单读API) | 数据: ESPN API + Fotmob + Standard Live Blog</w:t>
       </w:r>
     </w:p>
     <w:p>
       <w:pPr>
-        <w:spacing w:after="30" w:before="30"/>
-      </w:pPr>
-      <w:r>
-        <w:rPr>
-          <w:rFonts w:ascii="Microsoft YaHei" w:cs="Microsoft YaHei" w:eastAsia="Microsoft YaHei" w:hAnsi="Microsoft YaHei"/>
-          <w:sz w:val="17"/>
-          <w:szCs w:val="17"/>
-        </w:rPr>
-        <w:t xml:space="preserve">数据: ESPN API + Fotmob + Standard Live Blog + OneFootball</w:t>
-      </w:r>
-    </w:p>
-    <w:p>
-      <w:pPr>
-        <w:spacing w:after="60" w:before="60"/>
+        <w:spacing w:after="50" w:before="50"/>
       </w:pPr>
     </w:p>
     <w:p>
       <w:pPr>
-        <w:spacing w:after="80" w:before="140"/>
+        <w:spacing w:after="60" w:before="120"/>
       </w:pPr>
       <w:r>
         <w:rPr>
@@ -59,8 +46,8 @@
           <w:b/>
           <w:bCs/>
           <w:color w:val="C0392B"/>
-          <w:sz w:val="22"/>
-          <w:szCs w:val="22"/>
+          <w:sz w:val="21"/>
+          <w:szCs w:val="21"/>
         </w:rPr>
         <w:t xml:space="preserve">已完赛战绩</w:t>
       </w:r>
@@ -115,8 +102,8 @@
                 <w:b/>
                 <w:bCs/>
                 <w:color w:val="FFFFFF"/>
-                <w:sz w:val="19"/>
-                <w:szCs w:val="19"/>
+                <w:sz w:val="18"/>
+                <w:szCs w:val="18"/>
               </w:rPr>
               <w:t xml:space="preserve">#</w:t>
             </w:r>
@@ -148,8 +135,8 @@
                 <w:b/>
                 <w:bCs/>
                 <w:color w:val="FFFFFF"/>
-                <w:sz w:val="19"/>
-                <w:szCs w:val="19"/>
+                <w:sz w:val="18"/>
+                <w:szCs w:val="18"/>
               </w:rPr>
               <w:t xml:space="preserve">时间</w:t>
             </w:r>
@@ -181,8 +168,8 @@
                 <w:b/>
                 <w:bCs/>
                 <w:color w:val="FFFFFF"/>
-                <w:sz w:val="19"/>
-                <w:szCs w:val="19"/>
+                <w:sz w:val="18"/>
+                <w:szCs w:val="18"/>
               </w:rPr>
               <w:t xml:space="preserve">比赛</w:t>
             </w:r>
@@ -214,8 +201,8 @@
                 <w:b/>
                 <w:bCs/>
                 <w:color w:val="FFFFFF"/>
-                <w:sz w:val="19"/>
-                <w:szCs w:val="19"/>
+                <w:sz w:val="18"/>
+                <w:szCs w:val="18"/>
               </w:rPr>
               <w:t xml:space="preserve">原预测首选</w:t>
             </w:r>
@@ -247,8 +234,8 @@
                 <w:b/>
                 <w:bCs/>
                 <w:color w:val="FFFFFF"/>
-                <w:sz w:val="19"/>
-                <w:szCs w:val="19"/>
+                <w:sz w:val="18"/>
+                <w:szCs w:val="18"/>
               </w:rPr>
               <w:t xml:space="preserve">半场预测</w:t>
             </w:r>
@@ -280,8 +267,8 @@
                 <w:b/>
                 <w:bCs/>
                 <w:color w:val="FFFFFF"/>
-                <w:sz w:val="19"/>
-                <w:szCs w:val="19"/>
+                <w:sz w:val="18"/>
+                <w:szCs w:val="18"/>
               </w:rPr>
               <w:t xml:space="preserve">实际</w:t>
             </w:r>
@@ -313,8 +300,8 @@
                 <w:b/>
                 <w:bCs/>
                 <w:color w:val="FFFFFF"/>
-                <w:sz w:val="19"/>
-                <w:szCs w:val="19"/>
+                <w:sz w:val="18"/>
+                <w:szCs w:val="18"/>
               </w:rPr>
               <w:t xml:space="preserve">半场实际</w:t>
             </w:r>
@@ -346,8 +333,8 @@
                 <w:b/>
                 <w:bCs/>
                 <w:color w:val="FFFFFF"/>
-                <w:sz w:val="19"/>
-                <w:szCs w:val="19"/>
+                <w:sz w:val="18"/>
+                <w:szCs w:val="18"/>
               </w:rPr>
               <w:t xml:space="preserve">方向</w:t>
             </w:r>
@@ -379,8 +366,8 @@
                 <w:b/>
                 <w:bCs/>
                 <w:color w:val="FFFFFF"/>
-                <w:sz w:val="19"/>
-                <w:szCs w:val="19"/>
+                <w:sz w:val="18"/>
+                <w:szCs w:val="18"/>
               </w:rPr>
               <w:t xml:space="preserve">比分</w:t>
             </w:r>
@@ -413,8 +400,8 @@
                 <w:b w:val="false"/>
                 <w:bCs w:val="false"/>
                 <w:color w:val="000000"/>
-                <w:sz w:val="19"/>
-                <w:szCs w:val="19"/>
+                <w:sz w:val="18"/>
+                <w:szCs w:val="18"/>
               </w:rPr>
               <w:t xml:space="preserve">1</w:t>
             </w:r>
@@ -445,8 +432,8 @@
                 <w:b w:val="false"/>
                 <w:bCs w:val="false"/>
                 <w:color w:val="000000"/>
-                <w:sz w:val="19"/>
-                <w:szCs w:val="19"/>
+                <w:sz w:val="18"/>
+                <w:szCs w:val="18"/>
               </w:rPr>
               <w:t xml:space="preserve">01:00</w:t>
             </w:r>
@@ -477,8 +464,8 @@
                 <w:b w:val="false"/>
                 <w:bCs w:val="false"/>
                 <w:color w:val="000000"/>
-                <w:sz w:val="19"/>
-                <w:szCs w:val="19"/>
+                <w:sz w:val="18"/>
+                <w:szCs w:val="18"/>
               </w:rPr>
               <w:t xml:space="preserve">BRA vs JPN</w:t>
             </w:r>
@@ -509,8 +496,8 @@
                 <w:b w:val="false"/>
                 <w:bCs w:val="false"/>
                 <w:color w:val="000000"/>
-                <w:sz w:val="19"/>
-                <w:szCs w:val="19"/>
+                <w:sz w:val="18"/>
+                <w:szCs w:val="18"/>
               </w:rPr>
               <w:t xml:space="preserve">巴西 2-0</w:t>
             </w:r>
@@ -541,8 +528,8 @@
                 <w:b w:val="false"/>
                 <w:bCs w:val="false"/>
                 <w:color w:val="000000"/>
-                <w:sz w:val="19"/>
-                <w:szCs w:val="19"/>
+                <w:sz w:val="18"/>
+                <w:szCs w:val="18"/>
               </w:rPr>
               <w:t xml:space="preserve">1-0</w:t>
             </w:r>
@@ -573,8 +560,8 @@
                 <w:b w:val="false"/>
                 <w:bCs w:val="false"/>
                 <w:color w:val="000000"/>
-                <w:sz w:val="19"/>
-                <w:szCs w:val="19"/>
+                <w:sz w:val="18"/>
+                <w:szCs w:val="18"/>
               </w:rPr>
               <w:t xml:space="preserve">巴西 2-1</w:t>
             </w:r>
@@ -605,8 +592,8 @@
                 <w:b w:val="false"/>
                 <w:bCs w:val="false"/>
                 <w:color w:val="000000"/>
-                <w:sz w:val="19"/>
-                <w:szCs w:val="19"/>
+                <w:sz w:val="18"/>
+                <w:szCs w:val="18"/>
               </w:rPr>
               <w:t xml:space="preserve">0-1</w:t>
             </w:r>
@@ -637,8 +624,8 @@
                 <w:b w:val="false"/>
                 <w:bCs w:val="false"/>
                 <w:color w:val="000000"/>
-                <w:sz w:val="19"/>
-                <w:szCs w:val="19"/>
+                <w:sz w:val="18"/>
+                <w:szCs w:val="18"/>
               </w:rPr>
               <w:t xml:space="preserve">[对]</w:t>
             </w:r>
@@ -669,8 +656,8 @@
                 <w:b w:val="false"/>
                 <w:bCs w:val="false"/>
                 <w:color w:val="C0392B"/>
-                <w:sz w:val="19"/>
-                <w:szCs w:val="19"/>
+                <w:sz w:val="18"/>
+                <w:szCs w:val="18"/>
               </w:rPr>
               <w:t xml:space="preserve">[错]</w:t>
             </w:r>
@@ -680,12 +667,12 @@
     </w:tbl>
     <w:p>
       <w:pPr>
-        <w:spacing w:after="60" w:before="60"/>
+        <w:spacing w:after="50" w:before="50"/>
       </w:pPr>
     </w:p>
     <w:p>
       <w:pPr>
-        <w:spacing w:after="80" w:before="140"/>
+        <w:spacing w:after="60" w:before="120"/>
       </w:pPr>
       <w:r>
         <w:rPr>
@@ -693,15 +680,28 @@
           <w:b/>
           <w:bCs/>
           <w:color w:val="C0392B"/>
-          <w:sz w:val="22"/>
-          <w:szCs w:val="22"/>
+          <w:sz w:val="21"/>
+          <w:szCs w:val="21"/>
         </w:rPr>
         <w:t xml:space="preserve">巴西 2-1 日本 — 最终结果</w:t>
       </w:r>
     </w:p>
     <w:p>
       <w:pPr>
-        <w:spacing w:after="30" w:before="30"/>
+        <w:spacing w:after="25" w:before="25"/>
+      </w:pPr>
+      <w:r>
+        <w:rPr>
+          <w:rFonts w:ascii="Microsoft YaHei" w:cs="Microsoft YaHei" w:eastAsia="Microsoft YaHei" w:hAnsi="Microsoft YaHei"/>
+          <w:sz w:val="16"/>
+          <w:szCs w:val="16"/>
+        </w:rPr>
+        <w:t xml:space="preserve">场地: NRG体育场, 休斯顿 | 裁判: Maurizio Mariani (意大利) | FT: 90'+11'</w:t>
+      </w:r>
+    </w:p>
+    <w:p>
+      <w:pPr>
+        <w:spacing w:after="25" w:before="25"/>
       </w:pPr>
       <w:r>
         <w:rPr>
@@ -709,25 +709,12 @@
           <w:sz w:val="17"/>
           <w:szCs w:val="17"/>
         </w:rPr>
-        <w:t xml:space="preserve">场地: NRG体育场, 休斯顿 | 裁判: Maurizio Mariani (意大利) | FT: 90'+11'</w:t>
-      </w:r>
-    </w:p>
-    <w:p>
-      <w:pPr>
-        <w:spacing w:after="30" w:before="30"/>
-      </w:pPr>
-      <w:r>
-        <w:rPr>
-          <w:rFonts w:ascii="Microsoft YaHei" w:cs="Microsoft YaHei" w:eastAsia="Microsoft YaHei" w:hAnsi="Microsoft YaHei"/>
-          <w:sz w:val="18"/>
-          <w:szCs w:val="18"/>
-        </w:rPr>
         <w:t xml:space="preserve"/>
       </w:r>
     </w:p>
     <w:p>
       <w:pPr>
-        <w:spacing w:after="80" w:before="140"/>
+        <w:spacing w:after="60" w:before="120"/>
       </w:pPr>
       <w:r>
         <w:rPr>
@@ -787,8 +774,8 @@
                 <w:b/>
                 <w:bCs/>
                 <w:color w:val="FFFFFF"/>
-                <w:sz w:val="19"/>
-                <w:szCs w:val="19"/>
+                <w:sz w:val="18"/>
+                <w:szCs w:val="18"/>
               </w:rPr>
               <w:t xml:space="preserve">时间</w:t>
             </w:r>
@@ -820,8 +807,8 @@
                 <w:b/>
                 <w:bCs/>
                 <w:color w:val="FFFFFF"/>
-                <w:sz w:val="19"/>
-                <w:szCs w:val="19"/>
+                <w:sz w:val="18"/>
+                <w:szCs w:val="18"/>
               </w:rPr>
               <w:t xml:space="preserve">球员</w:t>
             </w:r>
@@ -853,8 +840,8 @@
                 <w:b/>
                 <w:bCs/>
                 <w:color w:val="FFFFFF"/>
-                <w:sz w:val="19"/>
-                <w:szCs w:val="19"/>
+                <w:sz w:val="18"/>
+                <w:szCs w:val="18"/>
               </w:rPr>
               <w:t xml:space="preserve">助攻</w:t>
             </w:r>
@@ -886,8 +873,8 @@
                 <w:b/>
                 <w:bCs/>
                 <w:color w:val="FFFFFF"/>
-                <w:sz w:val="19"/>
-                <w:szCs w:val="19"/>
+                <w:sz w:val="18"/>
+                <w:szCs w:val="18"/>
               </w:rPr>
               <w:t xml:space="preserve">类型</w:t>
             </w:r>
@@ -919,8 +906,8 @@
                 <w:b/>
                 <w:bCs/>
                 <w:color w:val="FFFFFF"/>
-                <w:sz w:val="19"/>
-                <w:szCs w:val="19"/>
+                <w:sz w:val="18"/>
+                <w:szCs w:val="18"/>
               </w:rPr>
               <w:t xml:space="preserve">比分</w:t>
             </w:r>
@@ -953,8 +940,8 @@
                 <w:b w:val="false"/>
                 <w:bCs w:val="false"/>
                 <w:color w:val="000000"/>
-                <w:sz w:val="19"/>
-                <w:szCs w:val="19"/>
+                <w:sz w:val="18"/>
+                <w:szCs w:val="18"/>
               </w:rPr>
               <w:t xml:space="preserve">29'</w:t>
             </w:r>
@@ -985,8 +972,8 @@
                 <w:b w:val="false"/>
                 <w:bCs w:val="false"/>
                 <w:color w:val="000000"/>
-                <w:sz w:val="19"/>
-                <w:szCs w:val="19"/>
+                <w:sz w:val="18"/>
+                <w:szCs w:val="18"/>
               </w:rPr>
               <w:t xml:space="preserve">佐野海舟 (日本)</w:t>
             </w:r>
@@ -1017,8 +1004,8 @@
                 <w:b w:val="false"/>
                 <w:bCs w:val="false"/>
                 <w:color w:val="000000"/>
-                <w:sz w:val="19"/>
-                <w:szCs w:val="19"/>
+                <w:sz w:val="18"/>
+                <w:szCs w:val="18"/>
               </w:rPr>
               <w:t xml:space="preserve">—</w:t>
             </w:r>
@@ -1049,8 +1036,8 @@
                 <w:b w:val="false"/>
                 <w:bCs w:val="false"/>
                 <w:color w:val="000000"/>
-                <w:sz w:val="19"/>
-                <w:szCs w:val="19"/>
+                <w:sz w:val="18"/>
+                <w:szCs w:val="18"/>
               </w:rPr>
               <w:t xml:space="preserve">中场抢断→单骑闯关→低射远角</w:t>
             </w:r>
@@ -1081,8 +1068,8 @@
                 <w:b w:val="false"/>
                 <w:bCs w:val="false"/>
                 <w:color w:val="000000"/>
-                <w:sz w:val="19"/>
-                <w:szCs w:val="19"/>
+                <w:sz w:val="18"/>
+                <w:szCs w:val="18"/>
               </w:rPr>
               <w:t xml:space="preserve">0-1</w:t>
             </w:r>
@@ -1116,8 +1103,8 @@
                 <w:b w:val="false"/>
                 <w:bCs w:val="false"/>
                 <w:color w:val="000000"/>
-                <w:sz w:val="19"/>
-                <w:szCs w:val="19"/>
+                <w:sz w:val="18"/>
+                <w:szCs w:val="18"/>
               </w:rPr>
               <w:t xml:space="preserve">56'</w:t>
             </w:r>
@@ -1149,8 +1136,8 @@
                 <w:b w:val="false"/>
                 <w:bCs w:val="false"/>
                 <w:color w:val="000000"/>
-                <w:sz w:val="19"/>
-                <w:szCs w:val="19"/>
+                <w:sz w:val="18"/>
+                <w:szCs w:val="18"/>
               </w:rPr>
               <w:t xml:space="preserve">卡塞米罗 (巴西)</w:t>
             </w:r>
@@ -1182,8 +1169,8 @@
                 <w:b w:val="false"/>
                 <w:bCs w:val="false"/>
                 <w:color w:val="000000"/>
-                <w:sz w:val="19"/>
-                <w:szCs w:val="19"/>
+                <w:sz w:val="18"/>
+                <w:szCs w:val="18"/>
               </w:rPr>
               <w:t xml:space="preserve">加布里埃尔</w:t>
             </w:r>
@@ -1215,8 +1202,8 @@
                 <w:b w:val="false"/>
                 <w:bCs w:val="false"/>
                 <w:color w:val="000000"/>
-                <w:sz w:val="19"/>
-                <w:szCs w:val="19"/>
+                <w:sz w:val="18"/>
+                <w:szCs w:val="18"/>
               </w:rPr>
               <w:t xml:space="preserve">后点头球</w:t>
             </w:r>
@@ -1248,8 +1235,8 @@
                 <w:b w:val="false"/>
                 <w:bCs w:val="false"/>
                 <w:color w:val="000000"/>
-                <w:sz w:val="19"/>
-                <w:szCs w:val="19"/>
+                <w:sz w:val="18"/>
+                <w:szCs w:val="18"/>
               </w:rPr>
               <w:t xml:space="preserve">1-1</w:t>
             </w:r>
@@ -1282,8 +1269,8 @@
                 <w:b w:val="false"/>
                 <w:bCs w:val="false"/>
                 <w:color w:val="000000"/>
-                <w:sz w:val="19"/>
-                <w:szCs w:val="19"/>
+                <w:sz w:val="18"/>
+                <w:szCs w:val="18"/>
               </w:rPr>
               <w:t xml:space="preserve">90'+5'</w:t>
             </w:r>
@@ -1314,8 +1301,8 @@
                 <w:b w:val="false"/>
                 <w:bCs w:val="false"/>
                 <w:color w:val="000000"/>
-                <w:sz w:val="19"/>
-                <w:szCs w:val="19"/>
+                <w:sz w:val="18"/>
+                <w:szCs w:val="18"/>
               </w:rPr>
               <w:t xml:space="preserve">马丁内利 (巴西)</w:t>
             </w:r>
@@ -1346,8 +1333,8 @@
                 <w:b w:val="false"/>
                 <w:bCs w:val="false"/>
                 <w:color w:val="000000"/>
-                <w:sz w:val="19"/>
-                <w:szCs w:val="19"/>
+                <w:sz w:val="18"/>
+                <w:szCs w:val="18"/>
               </w:rPr>
               <w:t xml:space="preserve">—</w:t>
             </w:r>
@@ -1378,8 +1365,8 @@
                 <w:b w:val="false"/>
                 <w:bCs w:val="false"/>
                 <w:color w:val="000000"/>
-                <w:sz w:val="19"/>
-                <w:szCs w:val="19"/>
+                <w:sz w:val="18"/>
+                <w:szCs w:val="18"/>
               </w:rPr>
               <w:t xml:space="preserve">禁区接球→捅射→击中立柱内侧进</w:t>
             </w:r>
@@ -1410,8 +1397,8 @@
                 <w:b w:val="false"/>
                 <w:bCs w:val="false"/>
                 <w:color w:val="000000"/>
-                <w:sz w:val="19"/>
-                <w:szCs w:val="19"/>
+                <w:sz w:val="18"/>
+                <w:szCs w:val="18"/>
               </w:rPr>
               <w:t xml:space="preserve">2-1</w:t>
             </w:r>
@@ -1421,12 +1408,12 @@
     </w:tbl>
     <w:p>
       <w:pPr>
-        <w:spacing w:after="60" w:before="60"/>
+        <w:spacing w:after="50" w:before="50"/>
       </w:pPr>
     </w:p>
     <w:p>
       <w:pPr>
-        <w:spacing w:after="80" w:before="140"/>
+        <w:spacing w:after="60" w:before="120"/>
       </w:pPr>
       <w:r>
         <w:rPr>
@@ -1484,8 +1471,8 @@
                 <w:b/>
                 <w:bCs/>
                 <w:color w:val="FFFFFF"/>
-                <w:sz w:val="19"/>
-                <w:szCs w:val="19"/>
+                <w:sz w:val="18"/>
+                <w:szCs w:val="18"/>
               </w:rPr>
               <w:t xml:space="preserve">时间</w:t>
             </w:r>
@@ -1517,8 +1504,8 @@
                 <w:b/>
                 <w:bCs/>
                 <w:color w:val="FFFFFF"/>
-                <w:sz w:val="19"/>
-                <w:szCs w:val="19"/>
+                <w:sz w:val="18"/>
+                <w:szCs w:val="18"/>
               </w:rPr>
               <w:t xml:space="preserve">球员</w:t>
             </w:r>
@@ -1550,8 +1537,8 @@
                 <w:b/>
                 <w:bCs/>
                 <w:color w:val="FFFFFF"/>
-                <w:sz w:val="19"/>
-                <w:szCs w:val="19"/>
+                <w:sz w:val="18"/>
+                <w:szCs w:val="18"/>
               </w:rPr>
               <w:t xml:space="preserve">球队</w:t>
             </w:r>
@@ -1584,8 +1571,8 @@
                 <w:b w:val="false"/>
                 <w:bCs w:val="false"/>
                 <w:color w:val="000000"/>
-                <w:sz w:val="19"/>
-                <w:szCs w:val="19"/>
+                <w:sz w:val="18"/>
+                <w:szCs w:val="18"/>
               </w:rPr>
               <w:t xml:space="preserve">12'</w:t>
             </w:r>
@@ -1616,8 +1603,8 @@
                 <w:b w:val="false"/>
                 <w:bCs w:val="false"/>
                 <w:color w:val="000000"/>
-                <w:sz w:val="19"/>
-                <w:szCs w:val="19"/>
+                <w:sz w:val="18"/>
+                <w:szCs w:val="18"/>
               </w:rPr>
               <w:t xml:space="preserve">佐野海舟</w:t>
             </w:r>
@@ -1648,8 +1635,8 @@
                 <w:b w:val="false"/>
                 <w:bCs w:val="false"/>
                 <w:color w:val="000000"/>
-                <w:sz w:val="19"/>
-                <w:szCs w:val="19"/>
+                <w:sz w:val="18"/>
+                <w:szCs w:val="18"/>
               </w:rPr>
               <w:t xml:space="preserve">日本</w:t>
             </w:r>
@@ -1683,8 +1670,8 @@
                 <w:b w:val="false"/>
                 <w:bCs w:val="false"/>
                 <w:color w:val="000000"/>
-                <w:sz w:val="19"/>
-                <w:szCs w:val="19"/>
+                <w:sz w:val="18"/>
+                <w:szCs w:val="18"/>
               </w:rPr>
               <w:t xml:space="preserve">14'</w:t>
             </w:r>
@@ -1716,8 +1703,8 @@
                 <w:b w:val="false"/>
                 <w:bCs w:val="false"/>
                 <w:color w:val="000000"/>
-                <w:sz w:val="19"/>
-                <w:szCs w:val="19"/>
+                <w:sz w:val="18"/>
+                <w:szCs w:val="18"/>
               </w:rPr>
               <w:t xml:space="preserve">卡塞米罗</w:t>
             </w:r>
@@ -1749,8 +1736,8 @@
                 <w:b w:val="false"/>
                 <w:bCs w:val="false"/>
                 <w:color w:val="000000"/>
-                <w:sz w:val="19"/>
-                <w:szCs w:val="19"/>
+                <w:sz w:val="18"/>
+                <w:szCs w:val="18"/>
               </w:rPr>
               <w:t xml:space="preserve">巴西</w:t>
             </w:r>
@@ -1783,8 +1770,8 @@
                 <w:b w:val="false"/>
                 <w:bCs w:val="false"/>
                 <w:color w:val="000000"/>
-                <w:sz w:val="19"/>
-                <w:szCs w:val="19"/>
+                <w:sz w:val="18"/>
+                <w:szCs w:val="18"/>
               </w:rPr>
               <w:t xml:space="preserve">45'</w:t>
             </w:r>
@@ -1815,8 +1802,8 @@
                 <w:b w:val="false"/>
                 <w:bCs w:val="false"/>
                 <w:color w:val="000000"/>
-                <w:sz w:val="19"/>
-                <w:szCs w:val="19"/>
+                <w:sz w:val="18"/>
+                <w:szCs w:val="18"/>
               </w:rPr>
               <w:t xml:space="preserve">鎌田大地</w:t>
             </w:r>
@@ -1847,8 +1834,8 @@
                 <w:b w:val="false"/>
                 <w:bCs w:val="false"/>
                 <w:color w:val="000000"/>
-                <w:sz w:val="19"/>
-                <w:szCs w:val="19"/>
+                <w:sz w:val="18"/>
+                <w:szCs w:val="18"/>
               </w:rPr>
               <w:t xml:space="preserve">日本</w:t>
             </w:r>
@@ -1882,8 +1869,8 @@
                 <w:b w:val="false"/>
                 <w:bCs w:val="false"/>
                 <w:color w:val="000000"/>
-                <w:sz w:val="19"/>
-                <w:szCs w:val="19"/>
+                <w:sz w:val="18"/>
+                <w:szCs w:val="18"/>
               </w:rPr>
               <w:t xml:space="preserve">48'</w:t>
             </w:r>
@@ -1915,8 +1902,8 @@
                 <w:b w:val="false"/>
                 <w:bCs w:val="false"/>
                 <w:color w:val="000000"/>
-                <w:sz w:val="19"/>
-                <w:szCs w:val="19"/>
+                <w:sz w:val="18"/>
+                <w:szCs w:val="18"/>
               </w:rPr>
               <w:t xml:space="preserve">丹尼洛</w:t>
             </w:r>
@@ -1948,8 +1935,8 @@
                 <w:b w:val="false"/>
                 <w:bCs w:val="false"/>
                 <w:color w:val="000000"/>
-                <w:sz w:val="19"/>
-                <w:szCs w:val="19"/>
+                <w:sz w:val="18"/>
+                <w:szCs w:val="18"/>
               </w:rPr>
               <w:t xml:space="preserve">巴西</w:t>
             </w:r>
@@ -1982,8 +1969,8 @@
                 <w:b w:val="false"/>
                 <w:bCs w:val="false"/>
                 <w:color w:val="000000"/>
-                <w:sz w:val="19"/>
-                <w:szCs w:val="19"/>
+                <w:sz w:val="18"/>
+                <w:szCs w:val="18"/>
               </w:rPr>
               <w:t xml:space="preserve">84'</w:t>
             </w:r>
@@ -2014,8 +2001,8 @@
                 <w:b w:val="false"/>
                 <w:bCs w:val="false"/>
                 <w:color w:val="000000"/>
-                <w:sz w:val="19"/>
-                <w:szCs w:val="19"/>
+                <w:sz w:val="18"/>
+                <w:szCs w:val="18"/>
               </w:rPr>
               <w:t xml:space="preserve">铃木淳之介</w:t>
             </w:r>
@@ -2046,8 +2033,8 @@
                 <w:b w:val="false"/>
                 <w:bCs w:val="false"/>
                 <w:color w:val="000000"/>
-                <w:sz w:val="19"/>
-                <w:szCs w:val="19"/>
+                <w:sz w:val="18"/>
+                <w:szCs w:val="18"/>
               </w:rPr>
               <w:t xml:space="preserve">日本</w:t>
             </w:r>
@@ -2057,12 +2044,12 @@
     </w:tbl>
     <w:p>
       <w:pPr>
-        <w:spacing w:after="60" w:before="60"/>
+        <w:spacing w:after="50" w:before="50"/>
       </w:pPr>
     </w:p>
     <w:p>
       <w:pPr>
-        <w:spacing w:after="80" w:before="140"/>
+        <w:spacing w:after="60" w:before="120"/>
       </w:pPr>
       <w:r>
         <w:rPr>
@@ -2122,8 +2109,8 @@
                 <w:b/>
                 <w:bCs/>
                 <w:color w:val="FFFFFF"/>
-                <w:sz w:val="19"/>
-                <w:szCs w:val="19"/>
+                <w:sz w:val="18"/>
+                <w:szCs w:val="18"/>
               </w:rPr>
               <w:t xml:space="preserve">时间</w:t>
             </w:r>
@@ -2155,8 +2142,8 @@
                 <w:b/>
                 <w:bCs/>
                 <w:color w:val="FFFFFF"/>
-                <w:sz w:val="19"/>
-                <w:szCs w:val="19"/>
+                <w:sz w:val="18"/>
+                <w:szCs w:val="18"/>
               </w:rPr>
               <w:t xml:space="preserve">球队</w:t>
             </w:r>
@@ -2188,8 +2175,8 @@
                 <w:b/>
                 <w:bCs/>
                 <w:color w:val="FFFFFF"/>
-                <w:sz w:val="19"/>
-                <w:szCs w:val="19"/>
+                <w:sz w:val="18"/>
+                <w:szCs w:val="18"/>
               </w:rPr>
               <w:t xml:space="preserve">换出</w:t>
             </w:r>
@@ -2221,8 +2208,8 @@
                 <w:b/>
                 <w:bCs/>
                 <w:color w:val="FFFFFF"/>
-                <w:sz w:val="19"/>
-                <w:szCs w:val="19"/>
+                <w:sz w:val="18"/>
+                <w:szCs w:val="18"/>
               </w:rPr>
               <w:t xml:space="preserve">换入</w:t>
             </w:r>
@@ -2254,8 +2241,8 @@
                 <w:b/>
                 <w:bCs/>
                 <w:color w:val="FFFFFF"/>
-                <w:sz w:val="19"/>
-                <w:szCs w:val="19"/>
+                <w:sz w:val="18"/>
+                <w:szCs w:val="18"/>
               </w:rPr>
               <w:t xml:space="preserve">类型</w:t>
             </w:r>
@@ -2288,8 +2275,8 @@
                 <w:b w:val="false"/>
                 <w:bCs w:val="false"/>
                 <w:color w:val="000000"/>
-                <w:sz w:val="19"/>
-                <w:szCs w:val="19"/>
+                <w:sz w:val="18"/>
+                <w:szCs w:val="18"/>
               </w:rPr>
               <w:t xml:space="preserve">HT</w:t>
             </w:r>
@@ -2320,8 +2307,8 @@
                 <w:b w:val="false"/>
                 <w:bCs w:val="false"/>
                 <w:color w:val="000000"/>
-                <w:sz w:val="19"/>
-                <w:szCs w:val="19"/>
+                <w:sz w:val="18"/>
+                <w:szCs w:val="18"/>
               </w:rPr>
               <w:t xml:space="preserve">巴西</w:t>
             </w:r>
@@ -2352,8 +2339,8 @@
                 <w:b w:val="false"/>
                 <w:bCs w:val="false"/>
                 <w:color w:val="000000"/>
-                <w:sz w:val="19"/>
-                <w:szCs w:val="19"/>
+                <w:sz w:val="18"/>
+                <w:szCs w:val="18"/>
               </w:rPr>
               <w:t xml:space="preserve">帕奎塔</w:t>
             </w:r>
@@ -2384,8 +2371,8 @@
                 <w:b w:val="false"/>
                 <w:bCs w:val="false"/>
                 <w:color w:val="000000"/>
-                <w:sz w:val="19"/>
-                <w:szCs w:val="19"/>
+                <w:sz w:val="18"/>
+                <w:szCs w:val="18"/>
               </w:rPr>
               <w:t xml:space="preserve">恩德里克</w:t>
             </w:r>
@@ -2416,8 +2403,8 @@
                 <w:b w:val="false"/>
                 <w:bCs w:val="false"/>
                 <w:color w:val="000000"/>
-                <w:sz w:val="19"/>
-                <w:szCs w:val="19"/>
+                <w:sz w:val="18"/>
+                <w:szCs w:val="18"/>
               </w:rPr>
               <w:t xml:space="preserve">伤退</w:t>
             </w:r>
@@ -2451,8 +2438,8 @@
                 <w:b w:val="false"/>
                 <w:bCs w:val="false"/>
                 <w:color w:val="000000"/>
-                <w:sz w:val="19"/>
-                <w:szCs w:val="19"/>
+                <w:sz w:val="18"/>
+                <w:szCs w:val="18"/>
               </w:rPr>
               <w:t xml:space="preserve">66'</w:t>
             </w:r>
@@ -2484,8 +2471,8 @@
                 <w:b w:val="false"/>
                 <w:bCs w:val="false"/>
                 <w:color w:val="000000"/>
-                <w:sz w:val="19"/>
-                <w:szCs w:val="19"/>
+                <w:sz w:val="18"/>
+                <w:szCs w:val="18"/>
               </w:rPr>
               <w:t xml:space="preserve">巴西</w:t>
             </w:r>
@@ -2517,8 +2504,8 @@
                 <w:b w:val="false"/>
                 <w:bCs w:val="false"/>
                 <w:color w:val="000000"/>
-                <w:sz w:val="19"/>
-                <w:szCs w:val="19"/>
+                <w:sz w:val="18"/>
+                <w:szCs w:val="18"/>
               </w:rPr>
               <w:t xml:space="preserve">库尼亚</w:t>
             </w:r>
@@ -2550,8 +2537,8 @@
                 <w:b w:val="false"/>
                 <w:bCs w:val="false"/>
                 <w:color w:val="000000"/>
-                <w:sz w:val="19"/>
-                <w:szCs w:val="19"/>
+                <w:sz w:val="18"/>
+                <w:szCs w:val="18"/>
               </w:rPr>
               <w:t xml:space="preserve">马丁内利</w:t>
             </w:r>
@@ -2583,8 +2570,8 @@
                 <w:b w:val="false"/>
                 <w:bCs w:val="false"/>
                 <w:color w:val="000000"/>
-                <w:sz w:val="19"/>
-                <w:szCs w:val="19"/>
+                <w:sz w:val="18"/>
+                <w:szCs w:val="18"/>
               </w:rPr>
               <w:t xml:space="preserve">战术</w:t>
             </w:r>
@@ -2617,8 +2604,8 @@
                 <w:b w:val="false"/>
                 <w:bCs w:val="false"/>
                 <w:color w:val="000000"/>
-                <w:sz w:val="19"/>
-                <w:szCs w:val="19"/>
+                <w:sz w:val="18"/>
+                <w:szCs w:val="18"/>
               </w:rPr>
               <w:t xml:space="preserve">~78'</w:t>
             </w:r>
@@ -2649,8 +2636,8 @@
                 <w:b w:val="false"/>
                 <w:bCs w:val="false"/>
                 <w:color w:val="000000"/>
-                <w:sz w:val="19"/>
-                <w:szCs w:val="19"/>
+                <w:sz w:val="18"/>
+                <w:szCs w:val="18"/>
               </w:rPr>
               <w:t xml:space="preserve">日本</w:t>
             </w:r>
@@ -2681,8 +2668,8 @@
                 <w:b w:val="false"/>
                 <w:bCs w:val="false"/>
                 <w:color w:val="000000"/>
-                <w:sz w:val="19"/>
-                <w:szCs w:val="19"/>
+                <w:sz w:val="18"/>
+                <w:szCs w:val="18"/>
               </w:rPr>
               <w:t xml:space="preserve">堂安律</w:t>
             </w:r>
@@ -2713,8 +2700,8 @@
                 <w:b w:val="false"/>
                 <w:bCs w:val="false"/>
                 <w:color w:val="000000"/>
-                <w:sz w:val="19"/>
-                <w:szCs w:val="19"/>
+                <w:sz w:val="18"/>
+                <w:szCs w:val="18"/>
               </w:rPr>
               <w:t xml:space="preserve">菅原由势</w:t>
             </w:r>
@@ -2745,8 +2732,8 @@
                 <w:b w:val="false"/>
                 <w:bCs w:val="false"/>
                 <w:color w:val="000000"/>
-                <w:sz w:val="19"/>
-                <w:szCs w:val="19"/>
+                <w:sz w:val="18"/>
+                <w:szCs w:val="18"/>
               </w:rPr>
               <w:t xml:space="preserve">战术</w:t>
             </w:r>
@@ -2780,10 +2767,10 @@
                 <w:b w:val="false"/>
                 <w:bCs w:val="false"/>
                 <w:color w:val="000000"/>
-                <w:sz w:val="19"/>
-                <w:szCs w:val="19"/>
-              </w:rPr>
-              <w:t xml:space="preserve">~78'</w:t>
+                <w:sz w:val="18"/>
+                <w:szCs w:val="18"/>
+              </w:rPr>
+              <w:t xml:space="preserve">~88'</w:t>
             </w:r>
           </w:p>
         </w:tc>
@@ -2813,10 +2800,10 @@
                 <w:b w:val="false"/>
                 <w:bCs w:val="false"/>
                 <w:color w:val="000000"/>
-                <w:sz w:val="19"/>
-                <w:szCs w:val="19"/>
-              </w:rPr>
-              <w:t xml:space="preserve">日本</w:t>
+                <w:sz w:val="18"/>
+                <w:szCs w:val="18"/>
+              </w:rPr>
+              <w:t xml:space="preserve">巴西</w:t>
             </w:r>
           </w:p>
         </w:tc>
@@ -2846,10 +2833,10 @@
                 <w:b w:val="false"/>
                 <w:bCs w:val="false"/>
                 <w:color w:val="000000"/>
-                <w:sz w:val="19"/>
-                <w:szCs w:val="19"/>
-              </w:rPr>
-              <w:t xml:space="preserve">中村敬斗</w:t>
+                <w:sz w:val="18"/>
+                <w:szCs w:val="18"/>
+              </w:rPr>
+              <w:t xml:space="preserve">卡塞米罗</w:t>
             </w:r>
           </w:p>
         </w:tc>
@@ -2879,10 +2866,10 @@
                 <w:b w:val="false"/>
                 <w:bCs w:val="false"/>
                 <w:color w:val="000000"/>
-                <w:sz w:val="19"/>
-                <w:szCs w:val="19"/>
-              </w:rPr>
-              <w:t xml:space="preserve">?</w:t>
+                <w:sz w:val="18"/>
+                <w:szCs w:val="18"/>
+              </w:rPr>
+              <w:t xml:space="preserve">法比尼奥</w:t>
             </w:r>
           </w:p>
         </w:tc>
@@ -2912,8 +2899,8 @@
                 <w:b w:val="false"/>
                 <w:bCs w:val="false"/>
                 <w:color w:val="000000"/>
-                <w:sz w:val="19"/>
-                <w:szCs w:val="19"/>
+                <w:sz w:val="18"/>
+                <w:szCs w:val="18"/>
               </w:rPr>
               <w:t xml:space="preserve">战术</w:t>
             </w:r>
@@ -2946,171 +2933,8 @@
                 <w:b w:val="false"/>
                 <w:bCs w:val="false"/>
                 <w:color w:val="000000"/>
-                <w:sz w:val="19"/>
-                <w:szCs w:val="19"/>
-              </w:rPr>
-              <w:t xml:space="preserve">~88'</w:t>
-            </w:r>
-          </w:p>
-        </w:tc>
-        <w:tc>
-          <w:tcPr>
-            <w:tcBorders>
-              <w:top w:val="single" w:color="CCCCCC" w:sz="1"/>
-              <w:left w:val="single" w:color="CCCCCC" w:sz="1"/>
-              <w:bottom w:val="single" w:color="CCCCCC" w:sz="1"/>
-              <w:right w:val="single" w:color="CCCCCC" w:sz="1"/>
-            </w:tcBorders>
-            <w:tcMar>
-              <w:top w:type="dxa" w:w="60"/>
-              <w:left w:type="dxa" w:w="80"/>
-              <w:bottom w:type="dxa" w:w="60"/>
-              <w:right w:type="dxa" w:w="80"/>
-            </w:tcMar>
-          </w:tcPr>
-          <w:p>
-            <w:pPr>
-              <w:jc w:val="center"/>
-            </w:pPr>
-            <w:r>
-              <w:rPr>
-                <w:rFonts w:ascii="Microsoft YaHei" w:cs="Microsoft YaHei" w:eastAsia="Microsoft YaHei" w:hAnsi="Microsoft YaHei"/>
-                <w:b w:val="false"/>
-                <w:bCs w:val="false"/>
-                <w:color w:val="000000"/>
-                <w:sz w:val="19"/>
-                <w:szCs w:val="19"/>
-              </w:rPr>
-              <w:t xml:space="preserve">巴西</w:t>
-            </w:r>
-          </w:p>
-        </w:tc>
-        <w:tc>
-          <w:tcPr>
-            <w:tcBorders>
-              <w:top w:val="single" w:color="CCCCCC" w:sz="1"/>
-              <w:left w:val="single" w:color="CCCCCC" w:sz="1"/>
-              <w:bottom w:val="single" w:color="CCCCCC" w:sz="1"/>
-              <w:right w:val="single" w:color="CCCCCC" w:sz="1"/>
-            </w:tcBorders>
-            <w:tcMar>
-              <w:top w:type="dxa" w:w="60"/>
-              <w:left w:type="dxa" w:w="80"/>
-              <w:bottom w:type="dxa" w:w="60"/>
-              <w:right w:type="dxa" w:w="80"/>
-            </w:tcMar>
-          </w:tcPr>
-          <w:p>
-            <w:pPr>
-              <w:jc w:val="center"/>
-            </w:pPr>
-            <w:r>
-              <w:rPr>
-                <w:rFonts w:ascii="Microsoft YaHei" w:cs="Microsoft YaHei" w:eastAsia="Microsoft YaHei" w:hAnsi="Microsoft YaHei"/>
-                <w:b w:val="false"/>
-                <w:bCs w:val="false"/>
-                <w:color w:val="000000"/>
-                <w:sz w:val="19"/>
-                <w:szCs w:val="19"/>
-              </w:rPr>
-              <w:t xml:space="preserve">卡塞米罗</w:t>
-            </w:r>
-          </w:p>
-        </w:tc>
-        <w:tc>
-          <w:tcPr>
-            <w:tcBorders>
-              <w:top w:val="single" w:color="CCCCCC" w:sz="1"/>
-              <w:left w:val="single" w:color="CCCCCC" w:sz="1"/>
-              <w:bottom w:val="single" w:color="CCCCCC" w:sz="1"/>
-              <w:right w:val="single" w:color="CCCCCC" w:sz="1"/>
-            </w:tcBorders>
-            <w:tcMar>
-              <w:top w:type="dxa" w:w="60"/>
-              <w:left w:type="dxa" w:w="80"/>
-              <w:bottom w:type="dxa" w:w="60"/>
-              <w:right w:type="dxa" w:w="80"/>
-            </w:tcMar>
-          </w:tcPr>
-          <w:p>
-            <w:pPr>
-              <w:jc w:val="center"/>
-            </w:pPr>
-            <w:r>
-              <w:rPr>
-                <w:rFonts w:ascii="Microsoft YaHei" w:cs="Microsoft YaHei" w:eastAsia="Microsoft YaHei" w:hAnsi="Microsoft YaHei"/>
-                <w:b w:val="false"/>
-                <w:bCs w:val="false"/>
-                <w:color w:val="000000"/>
-                <w:sz w:val="19"/>
-                <w:szCs w:val="19"/>
-              </w:rPr>
-              <w:t xml:space="preserve">法比尼奥</w:t>
-            </w:r>
-          </w:p>
-        </w:tc>
-        <w:tc>
-          <w:tcPr>
-            <w:tcBorders>
-              <w:top w:val="single" w:color="CCCCCC" w:sz="1"/>
-              <w:left w:val="single" w:color="CCCCCC" w:sz="1"/>
-              <w:bottom w:val="single" w:color="CCCCCC" w:sz="1"/>
-              <w:right w:val="single" w:color="CCCCCC" w:sz="1"/>
-            </w:tcBorders>
-            <w:tcMar>
-              <w:top w:type="dxa" w:w="60"/>
-              <w:left w:type="dxa" w:w="80"/>
-              <w:bottom w:type="dxa" w:w="60"/>
-              <w:right w:type="dxa" w:w="80"/>
-            </w:tcMar>
-          </w:tcPr>
-          <w:p>
-            <w:pPr>
-              <w:jc w:val="center"/>
-            </w:pPr>
-            <w:r>
-              <w:rPr>
-                <w:rFonts w:ascii="Microsoft YaHei" w:cs="Microsoft YaHei" w:eastAsia="Microsoft YaHei" w:hAnsi="Microsoft YaHei"/>
-                <w:b w:val="false"/>
-                <w:bCs w:val="false"/>
-                <w:color w:val="000000"/>
-                <w:sz w:val="19"/>
-                <w:szCs w:val="19"/>
-              </w:rPr>
-              <w:t xml:space="preserve">战术</w:t>
-            </w:r>
-          </w:p>
-        </w:tc>
-      </w:tr>
-      <w:tr>
-        <w:tc>
-          <w:tcPr>
-            <w:tcBorders>
-              <w:top w:val="single" w:color="CCCCCC" w:sz="1"/>
-              <w:left w:val="single" w:color="CCCCCC" w:sz="1"/>
-              <w:bottom w:val="single" w:color="CCCCCC" w:sz="1"/>
-              <w:right w:val="single" w:color="CCCCCC" w:sz="1"/>
-            </w:tcBorders>
-            <w:shd w:fill="F2F2F2" w:val="clear"/>
-            <w:tcMar>
-              <w:top w:type="dxa" w:w="60"/>
-              <w:left w:type="dxa" w:w="80"/>
-              <w:bottom w:type="dxa" w:w="60"/>
-              <w:right w:type="dxa" w:w="80"/>
-            </w:tcMar>
-          </w:tcPr>
-          <w:p>
-            <w:pPr>
-              <w:jc w:val="center"/>
-            </w:pPr>
-            <w:r>
-              <w:rPr>
-                <w:rFonts w:ascii="Microsoft YaHei" w:cs="Microsoft YaHei" w:eastAsia="Microsoft YaHei" w:hAnsi="Microsoft YaHei"/>
-                <w:b w:val="false"/>
-                <w:bCs w:val="false"/>
-                <w:color w:val="000000"/>
-                <w:sz w:val="19"/>
-                <w:szCs w:val="19"/>
+                <w:sz w:val="18"/>
+                <w:szCs w:val="18"/>
               </w:rPr>
               <w:t xml:space="preserve">~89'</w:t>
             </w:r>
@@ -3124,26 +2948,25 @@
               <w:bottom w:val="single" w:color="CCCCCC" w:sz="1"/>
               <w:right w:val="single" w:color="CCCCCC" w:sz="1"/>
             </w:tcBorders>
-            <w:shd w:fill="F2F2F2" w:val="clear"/>
-            <w:tcMar>
-              <w:top w:type="dxa" w:w="60"/>
-              <w:left w:type="dxa" w:w="80"/>
-              <w:bottom w:type="dxa" w:w="60"/>
-              <w:right w:type="dxa" w:w="80"/>
-            </w:tcMar>
-          </w:tcPr>
-          <w:p>
-            <w:pPr>
-              <w:jc w:val="center"/>
-            </w:pPr>
-            <w:r>
-              <w:rPr>
-                <w:rFonts w:ascii="Microsoft YaHei" w:cs="Microsoft YaHei" w:eastAsia="Microsoft YaHei" w:hAnsi="Microsoft YaHei"/>
-                <w:b w:val="false"/>
-                <w:bCs w:val="false"/>
-                <w:color w:val="000000"/>
-                <w:sz w:val="19"/>
-                <w:szCs w:val="19"/>
+            <w:tcMar>
+              <w:top w:type="dxa" w:w="60"/>
+              <w:left w:type="dxa" w:w="80"/>
+              <w:bottom w:type="dxa" w:w="60"/>
+              <w:right w:type="dxa" w:w="80"/>
+            </w:tcMar>
+          </w:tcPr>
+          <w:p>
+            <w:pPr>
+              <w:jc w:val="center"/>
+            </w:pPr>
+            <w:r>
+              <w:rPr>
+                <w:rFonts w:ascii="Microsoft YaHei" w:cs="Microsoft YaHei" w:eastAsia="Microsoft YaHei" w:hAnsi="Microsoft YaHei"/>
+                <w:b w:val="false"/>
+                <w:bCs w:val="false"/>
+                <w:color w:val="000000"/>
+                <w:sz w:val="18"/>
+                <w:szCs w:val="18"/>
               </w:rPr>
               <w:t xml:space="preserve">日本</w:t>
             </w:r>
@@ -3157,26 +2980,25 @@
               <w:bottom w:val="single" w:color="CCCCCC" w:sz="1"/>
               <w:right w:val="single" w:color="CCCCCC" w:sz="1"/>
             </w:tcBorders>
-            <w:shd w:fill="F2F2F2" w:val="clear"/>
-            <w:tcMar>
-              <w:top w:type="dxa" w:w="60"/>
-              <w:left w:type="dxa" w:w="80"/>
-              <w:bottom w:type="dxa" w:w="60"/>
-              <w:right w:type="dxa" w:w="80"/>
-            </w:tcMar>
-          </w:tcPr>
-          <w:p>
-            <w:pPr>
-              <w:jc w:val="center"/>
-            </w:pPr>
-            <w:r>
-              <w:rPr>
-                <w:rFonts w:ascii="Microsoft YaHei" w:cs="Microsoft YaHei" w:eastAsia="Microsoft YaHei" w:hAnsi="Microsoft YaHei"/>
-                <w:b w:val="false"/>
-                <w:bCs w:val="false"/>
-                <w:color w:val="000000"/>
-                <w:sz w:val="19"/>
-                <w:szCs w:val="19"/>
+            <w:tcMar>
+              <w:top w:type="dxa" w:w="60"/>
+              <w:left w:type="dxa" w:w="80"/>
+              <w:bottom w:type="dxa" w:w="60"/>
+              <w:right w:type="dxa" w:w="80"/>
+            </w:tcMar>
+          </w:tcPr>
+          <w:p>
+            <w:pPr>
+              <w:jc w:val="center"/>
+            </w:pPr>
+            <w:r>
+              <w:rPr>
+                <w:rFonts w:ascii="Microsoft YaHei" w:cs="Microsoft YaHei" w:eastAsia="Microsoft YaHei" w:hAnsi="Microsoft YaHei"/>
+                <w:b w:val="false"/>
+                <w:bCs w:val="false"/>
+                <w:color w:val="000000"/>
+                <w:sz w:val="18"/>
+                <w:szCs w:val="18"/>
               </w:rPr>
               <w:t xml:space="preserve">伊东纯也</w:t>
             </w:r>
@@ -3190,26 +3012,25 @@
               <w:bottom w:val="single" w:color="CCCCCC" w:sz="1"/>
               <w:right w:val="single" w:color="CCCCCC" w:sz="1"/>
             </w:tcBorders>
-            <w:shd w:fill="F2F2F2" w:val="clear"/>
-            <w:tcMar>
-              <w:top w:type="dxa" w:w="60"/>
-              <w:left w:type="dxa" w:w="80"/>
-              <w:bottom w:type="dxa" w:w="60"/>
-              <w:right w:type="dxa" w:w="80"/>
-            </w:tcMar>
-          </w:tcPr>
-          <w:p>
-            <w:pPr>
-              <w:jc w:val="center"/>
-            </w:pPr>
-            <w:r>
-              <w:rPr>
-                <w:rFonts w:ascii="Microsoft YaHei" w:cs="Microsoft YaHei" w:eastAsia="Microsoft YaHei" w:hAnsi="Microsoft YaHei"/>
-                <w:b w:val="false"/>
-                <w:bCs w:val="false"/>
-                <w:color w:val="000000"/>
-                <w:sz w:val="19"/>
-                <w:szCs w:val="19"/>
+            <w:tcMar>
+              <w:top w:type="dxa" w:w="60"/>
+              <w:left w:type="dxa" w:w="80"/>
+              <w:bottom w:type="dxa" w:w="60"/>
+              <w:right w:type="dxa" w:w="80"/>
+            </w:tcMar>
+          </w:tcPr>
+          <w:p>
+            <w:pPr>
+              <w:jc w:val="center"/>
+            </w:pPr>
+            <w:r>
+              <w:rPr>
+                <w:rFonts w:ascii="Microsoft YaHei" w:cs="Microsoft YaHei" w:eastAsia="Microsoft YaHei" w:hAnsi="Microsoft YaHei"/>
+                <w:b w:val="false"/>
+                <w:bCs w:val="false"/>
+                <w:color w:val="000000"/>
+                <w:sz w:val="18"/>
+                <w:szCs w:val="18"/>
               </w:rPr>
               <w:t xml:space="preserve">町野修斗</w:t>
             </w:r>
@@ -3223,26 +3044,25 @@
               <w:bottom w:val="single" w:color="CCCCCC" w:sz="1"/>
               <w:right w:val="single" w:color="CCCCCC" w:sz="1"/>
             </w:tcBorders>
-            <w:shd w:fill="F2F2F2" w:val="clear"/>
-            <w:tcMar>
-              <w:top w:type="dxa" w:w="60"/>
-              <w:left w:type="dxa" w:w="80"/>
-              <w:bottom w:type="dxa" w:w="60"/>
-              <w:right w:type="dxa" w:w="80"/>
-            </w:tcMar>
-          </w:tcPr>
-          <w:p>
-            <w:pPr>
-              <w:jc w:val="center"/>
-            </w:pPr>
-            <w:r>
-              <w:rPr>
-                <w:rFonts w:ascii="Microsoft YaHei" w:cs="Microsoft YaHei" w:eastAsia="Microsoft YaHei" w:hAnsi="Microsoft YaHei"/>
-                <w:b w:val="false"/>
-                <w:bCs w:val="false"/>
-                <w:color w:val="000000"/>
-                <w:sz w:val="19"/>
-                <w:szCs w:val="19"/>
+            <w:tcMar>
+              <w:top w:type="dxa" w:w="60"/>
+              <w:left w:type="dxa" w:w="80"/>
+              <w:bottom w:type="dxa" w:w="60"/>
+              <w:right w:type="dxa" w:w="80"/>
+            </w:tcMar>
+          </w:tcPr>
+          <w:p>
+            <w:pPr>
+              <w:jc w:val="center"/>
+            </w:pPr>
+            <w:r>
+              <w:rPr>
+                <w:rFonts w:ascii="Microsoft YaHei" w:cs="Microsoft YaHei" w:eastAsia="Microsoft YaHei" w:hAnsi="Microsoft YaHei"/>
+                <w:b w:val="false"/>
+                <w:bCs w:val="false"/>
+                <w:color w:val="000000"/>
+                <w:sz w:val="18"/>
+                <w:szCs w:val="18"/>
               </w:rPr>
               <w:t xml:space="preserve">战术</w:t>
             </w:r>
@@ -3252,7 +3072,7 @@
     </w:tbl>
     <w:p>
       <w:pPr>
-        <w:spacing w:after="60" w:before="60"/>
+        <w:spacing w:after="50" w:before="50"/>
       </w:pPr>
     </w:p>
     <w:p>
@@ -3262,7 +3082,7 @@
     </w:p>
     <w:p>
       <w:pPr>
-        <w:spacing w:after="80" w:before="140"/>
+        <w:spacing w:after="60" w:before="120"/>
       </w:pPr>
       <w:r>
         <w:rPr>
@@ -3270,15 +3090,15 @@
           <w:b/>
           <w:bCs/>
           <w:color w:val="C0392B"/>
-          <w:sz w:val="22"/>
-          <w:szCs w:val="22"/>
+          <w:sz w:val="21"/>
+          <w:szCs w:val="21"/>
         </w:rPr>
         <w:t xml:space="preserve">逐场对比: 原预测 vs 实际</w:t>
       </w:r>
     </w:p>
     <w:p>
       <w:pPr>
-        <w:spacing w:after="80" w:before="140"/>
+        <w:spacing w:after="60" w:before="120"/>
       </w:pPr>
       <w:r>
         <w:rPr>
@@ -3337,8 +3157,8 @@
                 <w:b/>
                 <w:bCs/>
                 <w:color w:val="FFFFFF"/>
-                <w:sz w:val="19"/>
-                <w:szCs w:val="19"/>
+                <w:sz w:val="18"/>
+                <w:szCs w:val="18"/>
               </w:rPr>
               <w:t xml:space="preserve">类型</w:t>
             </w:r>
@@ -3370,8 +3190,8 @@
                 <w:b/>
                 <w:bCs/>
                 <w:color w:val="FFFFFF"/>
-                <w:sz w:val="19"/>
-                <w:szCs w:val="19"/>
+                <w:sz w:val="18"/>
+                <w:szCs w:val="18"/>
               </w:rPr>
               <w:t xml:space="preserve">预测</w:t>
             </w:r>
@@ -3403,8 +3223,8 @@
                 <w:b/>
                 <w:bCs/>
                 <w:color w:val="FFFFFF"/>
-                <w:sz w:val="19"/>
-                <w:szCs w:val="19"/>
+                <w:sz w:val="18"/>
+                <w:szCs w:val="18"/>
               </w:rPr>
               <w:t xml:space="preserve">实际</w:t>
             </w:r>
@@ -3436,8 +3256,8 @@
                 <w:b/>
                 <w:bCs/>
                 <w:color w:val="FFFFFF"/>
-                <w:sz w:val="19"/>
-                <w:szCs w:val="19"/>
+                <w:sz w:val="18"/>
+                <w:szCs w:val="18"/>
               </w:rPr>
               <w:t xml:space="preserve">判定</w:t>
             </w:r>
@@ -3470,8 +3290,8 @@
                 <w:b w:val="false"/>
                 <w:bCs w:val="false"/>
                 <w:color w:val="000000"/>
-                <w:sz w:val="19"/>
-                <w:szCs w:val="19"/>
+                <w:sz w:val="18"/>
+                <w:szCs w:val="18"/>
               </w:rPr>
               <w:t xml:space="preserve">首选</w:t>
             </w:r>
@@ -3502,8 +3322,8 @@
                 <w:b w:val="false"/>
                 <w:bCs w:val="false"/>
                 <w:color w:val="000000"/>
-                <w:sz w:val="19"/>
-                <w:szCs w:val="19"/>
+                <w:sz w:val="18"/>
+                <w:szCs w:val="18"/>
               </w:rPr>
               <w:t xml:space="preserve">巴西 2-0 (半场1-0)</w:t>
             </w:r>
@@ -3534,8 +3354,8 @@
                 <w:b w:val="false"/>
                 <w:bCs w:val="false"/>
                 <w:color w:val="000000"/>
-                <w:sz w:val="19"/>
-                <w:szCs w:val="19"/>
+                <w:sz w:val="18"/>
+                <w:szCs w:val="18"/>
               </w:rPr>
               <w:t xml:space="preserve">巴西 2-1 (半场0-1)</w:t>
             </w:r>
@@ -3566,8 +3386,8 @@
                 <w:b w:val="false"/>
                 <w:bCs w:val="false"/>
                 <w:color w:val="C0392B"/>
-                <w:sz w:val="19"/>
-                <w:szCs w:val="19"/>
+                <w:sz w:val="18"/>
+                <w:szCs w:val="18"/>
               </w:rPr>
               <w:t xml:space="preserve">[错]</w:t>
             </w:r>
@@ -3601,8 +3421,8 @@
                 <w:b w:val="false"/>
                 <w:bCs w:val="false"/>
                 <w:color w:val="000000"/>
-                <w:sz w:val="19"/>
-                <w:szCs w:val="19"/>
+                <w:sz w:val="18"/>
+                <w:szCs w:val="18"/>
               </w:rPr>
               <w:t xml:space="preserve">备选2-1</w:t>
             </w:r>
@@ -3634,8 +3454,8 @@
                 <w:b w:val="false"/>
                 <w:bCs w:val="false"/>
                 <w:color w:val="000000"/>
-                <w:sz w:val="19"/>
-                <w:szCs w:val="19"/>
+                <w:sz w:val="18"/>
+                <w:szCs w:val="18"/>
               </w:rPr>
               <w:t xml:space="preserve">巴西2-1(半场1-1)</w:t>
             </w:r>
@@ -3667,8 +3487,8 @@
                 <w:b w:val="false"/>
                 <w:bCs w:val="false"/>
                 <w:color w:val="000000"/>
-                <w:sz w:val="19"/>
-                <w:szCs w:val="19"/>
+                <w:sz w:val="18"/>
+                <w:szCs w:val="18"/>
               </w:rPr>
               <w:t xml:space="preserve">巴西2-1(半场0-1)</w:t>
             </w:r>
@@ -3700,8 +3520,8 @@
                 <w:b w:val="false"/>
                 <w:bCs w:val="false"/>
                 <w:color w:val="000000"/>
-                <w:sz w:val="19"/>
-                <w:szCs w:val="19"/>
+                <w:sz w:val="18"/>
+                <w:szCs w:val="18"/>
               </w:rPr>
               <w:t xml:space="preserve">比分对, 半场错</w:t>
             </w:r>
@@ -3711,20 +3531,20 @@
     </w:tbl>
     <w:p>
       <w:pPr>
-        <w:spacing w:after="30" w:before="30"/>
+        <w:spacing w:after="25" w:before="25"/>
       </w:pPr>
       <w:r>
         <w:rPr>
           <w:rFonts w:ascii="Microsoft YaHei" w:cs="Microsoft YaHei" w:eastAsia="Microsoft YaHei" w:hAnsi="Microsoft YaHei"/>
-          <w:sz w:val="18"/>
-          <w:szCs w:val="18"/>
+          <w:sz w:val="17"/>
+          <w:szCs w:val="17"/>
         </w:rPr>
         <w:t xml:space="preserve">方向[对], 首选比分[错]差1球, 半场方向完全反了。</w:t>
       </w:r>
     </w:p>
     <w:p>
       <w:pPr>
-        <w:spacing w:after="80" w:before="140"/>
+        <w:spacing w:after="60" w:before="120"/>
       </w:pPr>
       <w:r>
         <w:rPr>
@@ -3732,8 +3552,8 @@
           <w:b/>
           <w:bCs/>
           <w:color w:val="C0392B"/>
-          <w:sz w:val="22"/>
-          <w:szCs w:val="22"/>
+          <w:sz w:val="21"/>
+          <w:szCs w:val="21"/>
         </w:rPr>
         <w:t xml:space="preserve">原预测幻觉 — 日本球员名单系统性错误</w:t>
       </w:r>
@@ -3783,8 +3603,8 @@
                 <w:b/>
                 <w:bCs/>
                 <w:color w:val="FFFFFF"/>
-                <w:sz w:val="19"/>
-                <w:szCs w:val="19"/>
+                <w:sz w:val="18"/>
+                <w:szCs w:val="18"/>
               </w:rPr>
               <w:t xml:space="preserve">原预测球员</w:t>
             </w:r>
@@ -3816,8 +3636,8 @@
                 <w:b/>
                 <w:bCs/>
                 <w:color w:val="FFFFFF"/>
-                <w:sz w:val="19"/>
-                <w:szCs w:val="19"/>
+                <w:sz w:val="18"/>
+                <w:szCs w:val="18"/>
               </w:rPr>
               <w:t xml:space="preserve">预测评分</w:t>
             </w:r>
@@ -3849,8 +3669,8 @@
                 <w:b/>
                 <w:bCs/>
                 <w:color w:val="FFFFFF"/>
-                <w:sz w:val="19"/>
-                <w:szCs w:val="19"/>
+                <w:sz w:val="18"/>
+                <w:szCs w:val="18"/>
               </w:rPr>
               <w:t xml:space="preserve">实际状态</w:t>
             </w:r>
@@ -3882,8 +3702,8 @@
                 <w:b/>
                 <w:bCs/>
                 <w:color w:val="FFFFFF"/>
-                <w:sz w:val="19"/>
-                <w:szCs w:val="19"/>
+                <w:sz w:val="18"/>
+                <w:szCs w:val="18"/>
               </w:rPr>
               <w:t xml:space="preserve">问题</w:t>
             </w:r>
@@ -3916,8 +3736,8 @@
                 <w:b w:val="false"/>
                 <w:bCs w:val="false"/>
                 <w:color w:val="000000"/>
-                <w:sz w:val="19"/>
-                <w:szCs w:val="19"/>
+                <w:sz w:val="18"/>
+                <w:szCs w:val="18"/>
               </w:rPr>
               <w:t xml:space="preserve">三笘薰(Kaoru Mitoma)</w:t>
             </w:r>
@@ -3948,8 +3768,8 @@
                 <w:b w:val="false"/>
                 <w:bCs w:val="false"/>
                 <w:color w:val="000000"/>
-                <w:sz w:val="19"/>
-                <w:szCs w:val="19"/>
+                <w:sz w:val="18"/>
+                <w:szCs w:val="18"/>
               </w:rPr>
               <w:t xml:space="preserve">7.8</w:t>
             </w:r>
@@ -3980,8 +3800,8 @@
                 <w:b w:val="false"/>
                 <w:bCs w:val="false"/>
                 <w:color w:val="000000"/>
-                <w:sz w:val="19"/>
-                <w:szCs w:val="19"/>
+                <w:sz w:val="18"/>
+                <w:szCs w:val="18"/>
               </w:rPr>
               <w:t xml:space="preserve">未入选26人大名单(伤)</w:t>
             </w:r>
@@ -4012,8 +3832,8 @@
                 <w:b/>
                 <w:bCs/>
                 <w:color w:val="C0392B"/>
-                <w:sz w:val="19"/>
-                <w:szCs w:val="19"/>
+                <w:sz w:val="18"/>
+                <w:szCs w:val="18"/>
               </w:rPr>
               <w:t xml:space="preserve">幻觉!</w:t>
             </w:r>
@@ -4047,8 +3867,8 @@
                 <w:b w:val="false"/>
                 <w:bCs w:val="false"/>
                 <w:color w:val="000000"/>
-                <w:sz w:val="19"/>
-                <w:szCs w:val="19"/>
+                <w:sz w:val="18"/>
+                <w:szCs w:val="18"/>
               </w:rPr>
               <w:t xml:space="preserve">远藤航(Wataru Endo)</w:t>
             </w:r>
@@ -4080,8 +3900,8 @@
                 <w:b w:val="false"/>
                 <w:bCs w:val="false"/>
                 <w:color w:val="000000"/>
-                <w:sz w:val="19"/>
-                <w:szCs w:val="19"/>
+                <w:sz w:val="18"/>
+                <w:szCs w:val="18"/>
               </w:rPr>
               <w:t xml:space="preserve">7.6</w:t>
             </w:r>
@@ -4113,8 +3933,8 @@
                 <w:b w:val="false"/>
                 <w:bCs w:val="false"/>
                 <w:color w:val="000000"/>
-                <w:sz w:val="19"/>
-                <w:szCs w:val="19"/>
+                <w:sz w:val="18"/>
+                <w:szCs w:val="18"/>
               </w:rPr>
               <w:t xml:space="preserve">不在本场名单</w:t>
             </w:r>
@@ -4146,8 +3966,8 @@
                 <w:b/>
                 <w:bCs/>
                 <w:color w:val="C0392B"/>
-                <w:sz w:val="19"/>
-                <w:szCs w:val="19"/>
+                <w:sz w:val="18"/>
+                <w:szCs w:val="18"/>
               </w:rPr>
               <w:t xml:space="preserve">幻觉!</w:t>
             </w:r>
@@ -4180,8 +4000,8 @@
                 <w:b w:val="false"/>
                 <w:bCs w:val="false"/>
                 <w:color w:val="000000"/>
-                <w:sz w:val="19"/>
-                <w:szCs w:val="19"/>
+                <w:sz w:val="18"/>
+                <w:szCs w:val="18"/>
               </w:rPr>
               <w:t xml:space="preserve">守田英正(Hidemasa Morita)</w:t>
             </w:r>
@@ -4212,8 +4032,8 @@
                 <w:b w:val="false"/>
                 <w:bCs w:val="false"/>
                 <w:color w:val="000000"/>
-                <w:sz w:val="19"/>
-                <w:szCs w:val="19"/>
+                <w:sz w:val="18"/>
+                <w:szCs w:val="18"/>
               </w:rPr>
               <w:t xml:space="preserve">7.0</w:t>
             </w:r>
@@ -4244,8 +4064,8 @@
                 <w:b w:val="false"/>
                 <w:bCs w:val="false"/>
                 <w:color w:val="000000"/>
-                <w:sz w:val="19"/>
-                <w:szCs w:val="19"/>
+                <w:sz w:val="18"/>
+                <w:szCs w:val="18"/>
               </w:rPr>
               <w:t xml:space="preserve">不在本场名单</w:t>
             </w:r>
@@ -4276,8 +4096,8 @@
                 <w:b/>
                 <w:bCs/>
                 <w:color w:val="C0392B"/>
-                <w:sz w:val="19"/>
-                <w:szCs w:val="19"/>
+                <w:sz w:val="18"/>
+                <w:szCs w:val="18"/>
               </w:rPr>
               <w:t xml:space="preserve">幻觉!</w:t>
             </w:r>
@@ -4311,8 +4131,8 @@
                 <w:b w:val="false"/>
                 <w:bCs w:val="false"/>
                 <w:color w:val="000000"/>
-                <w:sz w:val="19"/>
-                <w:szCs w:val="19"/>
+                <w:sz w:val="18"/>
+                <w:szCs w:val="18"/>
               </w:rPr>
               <w:t xml:space="preserve">久保建英(Takefusa Kubo)</w:t>
             </w:r>
@@ -4344,8 +4164,8 @@
                 <w:b w:val="false"/>
                 <w:bCs w:val="false"/>
                 <w:color w:val="000000"/>
-                <w:sz w:val="19"/>
-                <w:szCs w:val="19"/>
+                <w:sz w:val="18"/>
+                <w:szCs w:val="18"/>
               </w:rPr>
               <w:t xml:space="preserve">8.0 前场创造核心</w:t>
             </w:r>
@@ -4377,8 +4197,8 @@
                 <w:b w:val="false"/>
                 <w:bCs w:val="false"/>
                 <w:color w:val="000000"/>
-                <w:sz w:val="19"/>
-                <w:szCs w:val="19"/>
+                <w:sz w:val="18"/>
+                <w:szCs w:val="18"/>
               </w:rPr>
               <w:t xml:space="preserve">替补, 未出场</w:t>
             </w:r>
@@ -4410,8 +4230,8 @@
                 <w:b w:val="false"/>
                 <w:bCs w:val="false"/>
                 <w:color w:val="C0392B"/>
-                <w:sz w:val="19"/>
-                <w:szCs w:val="19"/>
+                <w:sz w:val="18"/>
+                <w:szCs w:val="18"/>
               </w:rPr>
               <w:t xml:space="preserve">严重夸张</w:t>
             </w:r>
@@ -4444,8 +4264,8 @@
                 <w:b w:val="false"/>
                 <w:bCs w:val="false"/>
                 <w:color w:val="000000"/>
-                <w:sz w:val="19"/>
-                <w:szCs w:val="19"/>
+                <w:sz w:val="18"/>
+                <w:szCs w:val="18"/>
               </w:rPr>
               <w:t xml:space="preserve">板仓滉(Ko Itakura)</w:t>
             </w:r>
@@ -4476,8 +4296,8 @@
                 <w:b w:val="false"/>
                 <w:bCs w:val="false"/>
                 <w:color w:val="000000"/>
-                <w:sz w:val="19"/>
-                <w:szCs w:val="19"/>
+                <w:sz w:val="18"/>
+                <w:szCs w:val="18"/>
               </w:rPr>
               <w:t xml:space="preserve">7.3</w:t>
             </w:r>
@@ -4508,8 +4328,8 @@
                 <w:b w:val="false"/>
                 <w:bCs w:val="false"/>
                 <w:color w:val="000000"/>
-                <w:sz w:val="19"/>
-                <w:szCs w:val="19"/>
+                <w:sz w:val="18"/>
+                <w:szCs w:val="18"/>
               </w:rPr>
               <w:t xml:space="preserve">替补, 未出场</w:t>
             </w:r>
@@ -4540,8 +4360,8 @@
                 <w:b w:val="false"/>
                 <w:bCs w:val="false"/>
                 <w:color w:val="000000"/>
-                <w:sz w:val="19"/>
-                <w:szCs w:val="19"/>
+                <w:sz w:val="18"/>
+                <w:szCs w:val="18"/>
               </w:rPr>
               <w:t xml:space="preserve">错误</w:t>
             </w:r>
@@ -4551,25 +4371,38 @@
     </w:tbl>
     <w:p>
       <w:pPr>
-        <w:spacing w:after="30" w:before="30"/>
+        <w:spacing w:after="25" w:before="25"/>
       </w:pPr>
       <w:r>
         <w:rPr>
           <w:rFonts w:ascii="Microsoft YaHei" w:cs="Microsoft YaHei" w:eastAsia="Microsoft YaHei" w:hAnsi="Microsoft YaHei"/>
-          <w:sz w:val="18"/>
-          <w:szCs w:val="18"/>
+          <w:sz w:val="17"/>
+          <w:szCs w:val="17"/>
         </w:rPr>
-        <w:t xml:space="preserve">系统性教训: 写日本球员评分时未读取 ESPN roster 做交叉验证, 凭记忆写入不在名单的球员。</w:t>
+        <w:t xml:space="preserve">系统性教训: 写日本球员评分时未读取ESPN roster做交叉验证, 凭记忆写入不在名单的球员。</w:t>
       </w:r>
     </w:p>
     <w:p>
       <w:pPr>
-        <w:spacing w:after="60" w:before="60"/>
+        <w:spacing w:after="25" w:before="25"/>
+      </w:pPr>
+      <w:r>
+        <w:rPr>
+          <w:rFonts w:ascii="Microsoft YaHei" w:cs="Microsoft YaHei" w:eastAsia="Microsoft YaHei" w:hAnsi="Microsoft YaHei"/>
+          <w:sz w:val="17"/>
+          <w:szCs w:val="17"/>
+        </w:rPr>
+        <w:t xml:space="preserve">→ CLAUDE.md v16已新增铁律8: 每场预测前读ESPN summary roster, 禁止凭记忆写球员。</w:t>
+      </w:r>
+    </w:p>
+    <w:p>
+      <w:pPr>
+        <w:spacing w:after="50" w:before="50"/>
       </w:pPr>
     </w:p>
     <w:p>
       <w:pPr>
-        <w:spacing w:after="80" w:before="140"/>
+        <w:spacing w:after="60" w:before="120"/>
       </w:pPr>
       <w:r>
         <w:rPr>
@@ -4577,62 +4410,62 @@
           <w:b/>
           <w:bCs/>
           <w:color w:val="C0392B"/>
-          <w:sz w:val="22"/>
-          <w:szCs w:val="22"/>
+          <w:sz w:val="21"/>
+          <w:szCs w:val="21"/>
         </w:rPr>
         <w:t xml:space="preserve">核心教训</w:t>
       </w:r>
     </w:p>
     <w:p>
       <w:pPr>
-        <w:spacing w:after="30" w:before="30"/>
+        <w:spacing w:after="25" w:before="25"/>
       </w:pPr>
       <w:r>
         <w:rPr>
           <w:rFonts w:ascii="Microsoft YaHei" w:cs="Microsoft YaHei" w:eastAsia="Microsoft YaHei" w:hAnsi="Microsoft YaHei"/>
-          <w:sz w:val="18"/>
-          <w:szCs w:val="18"/>
+          <w:sz w:val="17"/>
+          <w:szCs w:val="17"/>
         </w:rPr>
-        <w:t xml:space="preserve">教训1: 球员名单必须读API, 禁止凭记忆。严重性: 极高。三笘薰/远藤航/守田英正三人均不在名单却给了详细评分和韧性分析。</w:t>
+        <w:t xml:space="preserve">教训1: 球员名单必须读API, 禁止凭记忆。三笘薰/远藤航/守田英正均不在名单却给了详细评分。</w:t>
       </w:r>
     </w:p>
     <w:p>
       <w:pPr>
-        <w:spacing w:after="30" w:before="30"/>
+        <w:spacing w:after="25" w:before="25"/>
       </w:pPr>
       <w:r>
         <w:rPr>
           <w:rFonts w:ascii="Microsoft YaHei" w:cs="Microsoft YaHei" w:eastAsia="Microsoft YaHei" w:hAnsi="Microsoft YaHei"/>
-          <w:sz w:val="18"/>
-          <w:szCs w:val="18"/>
+          <w:sz w:val="17"/>
+          <w:szCs w:val="17"/>
         </w:rPr>
-        <w:t xml:space="preserve">教训2: 卡塞米罗上半场5.5分(被晃过丢球)→下半场8.5+(头球扳平)。弱点分析(转身慢)有预测价值, 下半场救赎不可预测。</w:t>
+        <w:t xml:space="preserve">教训2: 卡塞米罗上半场5.5分(被晃过丢球)→下半场8.5+(头球扳平)。弱点分析有预测价值, 救赎不可预测。</w:t>
       </w:r>
     </w:p>
     <w:p>
       <w:pPr>
-        <w:spacing w:after="30" w:before="30"/>
+        <w:spacing w:after="25" w:before="25"/>
       </w:pPr>
       <w:r>
         <w:rPr>
           <w:rFonts w:ascii="Microsoft YaHei" w:cs="Microsoft YaHei" w:eastAsia="Microsoft YaHei" w:hAnsi="Microsoft YaHei"/>
-          <w:sz w:val="18"/>
-          <w:szCs w:val="18"/>
+          <w:sz w:val="17"/>
+          <w:szCs w:val="17"/>
         </w:rPr>
-        <w:t xml:space="preserve">教训3: 维尼修斯vs三中卫体系被完全锁死(仅59'一次有效突破→中柱)。面对三中卫必须下调维尼修斯得分预期。</w:t>
+        <w:t xml:space="preserve">教训3: 维尼修斯vs三中卫体系被完全锁死(仅59'一次有效突破→中柱)。三中卫是巴西4-3-3天然克制。</w:t>
       </w:r>
     </w:p>
     <w:p>
       <w:pPr>
-        <w:spacing w:after="30" w:before="30"/>
+        <w:spacing w:after="25" w:before="25"/>
       </w:pPr>
       <w:r>
         <w:rPr>
           <w:rFonts w:ascii="Microsoft YaHei" w:cs="Microsoft YaHei" w:eastAsia="Microsoft YaHei" w:hAnsi="Microsoft YaHei"/>
-          <w:sz w:val="18"/>
-          <w:szCs w:val="18"/>
+          <w:sz w:val="17"/>
+          <w:szCs w:val="17"/>
         </w:rPr>
-        <w:t xml:space="preserve">教训4: 佐野海舟(12'黄牌+29'进球)→本场最大X因素。淘汰赛中场拦截手可能成为战术变量, 未来应增加"潜在X因素"分析。</w:t>
+        <w:t xml:space="preserve">教训4: 佐野海舟(12'黄牌+29'进球)→本场最大X因素。淘汰赛中场拦截手可能成为战术变量。</w:t>
       </w:r>
     </w:p>
     <w:p>
@@ -4652,7 +4485,7 @@
     </w:p>
     <w:p>
       <w:pPr>
-        <w:spacing w:after="100" w:before="200"/>
+        <w:spacing w:after="80" w:before="180"/>
       </w:pPr>
       <w:r>
         <w:rPr>
@@ -4668,25 +4501,25 @@
     </w:p>
     <w:p>
       <w:pPr>
-        <w:spacing w:after="30" w:before="30"/>
+        <w:spacing w:after="25" w:before="25"/>
       </w:pPr>
       <w:r>
         <w:rPr>
           <w:rFonts w:ascii="Microsoft YaHei" w:cs="Microsoft YaHei" w:eastAsia="Microsoft YaHei" w:hAnsi="Microsoft YaHei"/>
-          <w:sz w:val="17"/>
-          <w:szCs w:val="17"/>
+          <w:sz w:val="16"/>
+          <w:szCs w:val="16"/>
         </w:rPr>
-        <w:t xml:space="preserve">时间: 2026年6月30日 北京时间 | 框架: CLAUDE.md v17</w:t>
+        <w:t xml:space="preserve">时间: 2026年6月30日 北京时间 | 框架: CLAUDE.md v16 (铁律8: 球员名单已读ESPN roster验证)</w:t>
       </w:r>
     </w:p>
     <w:p>
       <w:pPr>
-        <w:spacing w:after="60" w:before="60"/>
+        <w:spacing w:after="50" w:before="50"/>
       </w:pPr>
     </w:p>
     <w:p>
       <w:pPr>
-        <w:spacing w:after="80" w:before="140"/>
+        <w:spacing w:after="60" w:before="120"/>
       </w:pPr>
       <w:r>
         <w:rPr>
@@ -4694,8 +4527,8 @@
           <w:b/>
           <w:bCs/>
           <w:color w:val="C0392B"/>
-          <w:sz w:val="22"/>
-          <w:szCs w:val="22"/>
+          <w:sz w:val="21"/>
+          <w:szCs w:val="21"/>
         </w:rPr>
         <w:t xml:space="preserve">预测汇总</w:t>
       </w:r>
@@ -4750,8 +4583,8 @@
                 <w:b/>
                 <w:bCs/>
                 <w:color w:val="FFFFFF"/>
-                <w:sz w:val="19"/>
-                <w:szCs w:val="19"/>
+                <w:sz w:val="18"/>
+                <w:szCs w:val="18"/>
               </w:rPr>
               <w:t xml:space="preserve">#</w:t>
             </w:r>
@@ -4783,8 +4616,8 @@
                 <w:b/>
                 <w:bCs/>
                 <w:color w:val="FFFFFF"/>
-                <w:sz w:val="19"/>
-                <w:szCs w:val="19"/>
+                <w:sz w:val="18"/>
+                <w:szCs w:val="18"/>
               </w:rPr>
               <w:t xml:space="preserve">时间</w:t>
             </w:r>
@@ -4816,8 +4649,8 @@
                 <w:b/>
                 <w:bCs/>
                 <w:color w:val="FFFFFF"/>
-                <w:sz w:val="19"/>
-                <w:szCs w:val="19"/>
+                <w:sz w:val="18"/>
+                <w:szCs w:val="18"/>
               </w:rPr>
               <w:t xml:space="preserve">阶段</w:t>
             </w:r>
@@ -4849,8 +4682,8 @@
                 <w:b/>
                 <w:bCs/>
                 <w:color w:val="FFFFFF"/>
-                <w:sz w:val="19"/>
-                <w:szCs w:val="19"/>
+                <w:sz w:val="18"/>
+                <w:szCs w:val="18"/>
               </w:rPr>
               <w:t xml:space="preserve">比赛</w:t>
             </w:r>
@@ -4882,8 +4715,8 @@
                 <w:b/>
                 <w:bCs/>
                 <w:color w:val="FFFFFF"/>
-                <w:sz w:val="19"/>
-                <w:szCs w:val="19"/>
+                <w:sz w:val="18"/>
+                <w:szCs w:val="18"/>
               </w:rPr>
               <w:t xml:space="preserve">身价比</w:t>
             </w:r>
@@ -4915,8 +4748,8 @@
                 <w:b/>
                 <w:bCs/>
                 <w:color w:val="FFFFFF"/>
-                <w:sz w:val="19"/>
-                <w:szCs w:val="19"/>
+                <w:sz w:val="18"/>
+                <w:szCs w:val="18"/>
               </w:rPr>
               <w:t xml:space="preserve">首选</w:t>
             </w:r>
@@ -4948,8 +4781,8 @@
                 <w:b/>
                 <w:bCs/>
                 <w:color w:val="FFFFFF"/>
-                <w:sz w:val="19"/>
-                <w:szCs w:val="19"/>
+                <w:sz w:val="18"/>
+                <w:szCs w:val="18"/>
               </w:rPr>
               <w:t xml:space="preserve">半场</w:t>
             </w:r>
@@ -4981,8 +4814,8 @@
                 <w:b/>
                 <w:bCs/>
                 <w:color w:val="FFFFFF"/>
-                <w:sz w:val="19"/>
-                <w:szCs w:val="19"/>
+                <w:sz w:val="18"/>
+                <w:szCs w:val="18"/>
               </w:rPr>
               <w:t xml:space="preserve">备选</w:t>
             </w:r>
@@ -5014,8 +4847,8 @@
                 <w:b/>
                 <w:bCs/>
                 <w:color w:val="FFFFFF"/>
-                <w:sz w:val="19"/>
-                <w:szCs w:val="19"/>
+                <w:sz w:val="18"/>
+                <w:szCs w:val="18"/>
               </w:rPr>
               <w:t xml:space="preserve">冷门</w:t>
             </w:r>
@@ -5048,8 +4881,8 @@
                 <w:b w:val="false"/>
                 <w:bCs w:val="false"/>
                 <w:color w:val="000000"/>
-                <w:sz w:val="19"/>
-                <w:szCs w:val="19"/>
+                <w:sz w:val="18"/>
+                <w:szCs w:val="18"/>
               </w:rPr>
               <w:t xml:space="preserve">2</w:t>
             </w:r>
@@ -5080,8 +4913,8 @@
                 <w:b w:val="false"/>
                 <w:bCs w:val="false"/>
                 <w:color w:val="000000"/>
-                <w:sz w:val="19"/>
-                <w:szCs w:val="19"/>
+                <w:sz w:val="18"/>
+                <w:szCs w:val="18"/>
               </w:rPr>
               <w:t xml:space="preserve">04:30</w:t>
             </w:r>
@@ -5112,8 +4945,8 @@
                 <w:b w:val="false"/>
                 <w:bCs w:val="false"/>
                 <w:color w:val="000000"/>
-                <w:sz w:val="19"/>
-                <w:szCs w:val="19"/>
+                <w:sz w:val="18"/>
+                <w:szCs w:val="18"/>
               </w:rPr>
               <w:t xml:space="preserve">R32</w:t>
             </w:r>
@@ -5144,8 +4977,8 @@
                 <w:b w:val="false"/>
                 <w:bCs w:val="false"/>
                 <w:color w:val="000000"/>
-                <w:sz w:val="19"/>
-                <w:szCs w:val="19"/>
+                <w:sz w:val="18"/>
+                <w:szCs w:val="18"/>
               </w:rPr>
               <w:t xml:space="preserve">GER vs PAR</w:t>
             </w:r>
@@ -5176,8 +5009,8 @@
                 <w:b w:val="false"/>
                 <w:bCs w:val="false"/>
                 <w:color w:val="000000"/>
-                <w:sz w:val="19"/>
-                <w:szCs w:val="19"/>
+                <w:sz w:val="18"/>
+                <w:szCs w:val="18"/>
               </w:rPr>
               <w:t xml:space="preserve">6.2:1</w:t>
             </w:r>
@@ -5208,40 +5041,40 @@
                 <w:b w:val="false"/>
                 <w:bCs w:val="false"/>
                 <w:color w:val="000000"/>
-                <w:sz w:val="19"/>
-                <w:szCs w:val="19"/>
-              </w:rPr>
-              <w:t xml:space="preserve">德国 3-0</w:t>
-            </w:r>
-          </w:p>
-        </w:tc>
-        <w:tc>
-          <w:tcPr>
-            <w:tcBorders>
-              <w:top w:val="single" w:color="CCCCCC" w:sz="1"/>
-              <w:left w:val="single" w:color="CCCCCC" w:sz="1"/>
-              <w:bottom w:val="single" w:color="CCCCCC" w:sz="1"/>
-              <w:right w:val="single" w:color="CCCCCC" w:sz="1"/>
-            </w:tcBorders>
-            <w:tcMar>
-              <w:top w:type="dxa" w:w="60"/>
-              <w:left w:type="dxa" w:w="80"/>
-              <w:bottom w:type="dxa" w:w="60"/>
-              <w:right w:type="dxa" w:w="80"/>
-            </w:tcMar>
-          </w:tcPr>
-          <w:p>
-            <w:pPr>
-              <w:jc w:val="center"/>
-            </w:pPr>
-            <w:r>
-              <w:rPr>
-                <w:rFonts w:ascii="Microsoft YaHei" w:cs="Microsoft YaHei" w:eastAsia="Microsoft YaHei" w:hAnsi="Microsoft YaHei"/>
-                <w:b w:val="false"/>
-                <w:bCs w:val="false"/>
-                <w:color w:val="000000"/>
-                <w:sz w:val="19"/>
-                <w:szCs w:val="19"/>
+                <w:sz w:val="18"/>
+                <w:szCs w:val="18"/>
+              </w:rPr>
+              <w:t xml:space="preserve">德国 2-0</w:t>
+            </w:r>
+          </w:p>
+        </w:tc>
+        <w:tc>
+          <w:tcPr>
+            <w:tcBorders>
+              <w:top w:val="single" w:color="CCCCCC" w:sz="1"/>
+              <w:left w:val="single" w:color="CCCCCC" w:sz="1"/>
+              <w:bottom w:val="single" w:color="CCCCCC" w:sz="1"/>
+              <w:right w:val="single" w:color="CCCCCC" w:sz="1"/>
+            </w:tcBorders>
+            <w:tcMar>
+              <w:top w:type="dxa" w:w="60"/>
+              <w:left w:type="dxa" w:w="80"/>
+              <w:bottom w:type="dxa" w:w="60"/>
+              <w:right w:type="dxa" w:w="80"/>
+            </w:tcMar>
+          </w:tcPr>
+          <w:p>
+            <w:pPr>
+              <w:jc w:val="center"/>
+            </w:pPr>
+            <w:r>
+              <w:rPr>
+                <w:rFonts w:ascii="Microsoft YaHei" w:cs="Microsoft YaHei" w:eastAsia="Microsoft YaHei" w:hAnsi="Microsoft YaHei"/>
+                <w:b w:val="false"/>
+                <w:bCs w:val="false"/>
+                <w:color w:val="000000"/>
+                <w:sz w:val="18"/>
+                <w:szCs w:val="18"/>
               </w:rPr>
               <w:t xml:space="preserve">1-0</w:t>
             </w:r>
@@ -5272,40 +5105,40 @@
                 <w:b w:val="false"/>
                 <w:bCs w:val="false"/>
                 <w:color w:val="000000"/>
-                <w:sz w:val="19"/>
-                <w:szCs w:val="19"/>
-              </w:rPr>
-              <w:t xml:space="preserve">2-0 / 3-1 / 2-1</w:t>
-            </w:r>
-          </w:p>
-        </w:tc>
-        <w:tc>
-          <w:tcPr>
-            <w:tcBorders>
-              <w:top w:val="single" w:color="CCCCCC" w:sz="1"/>
-              <w:left w:val="single" w:color="CCCCCC" w:sz="1"/>
-              <w:bottom w:val="single" w:color="CCCCCC" w:sz="1"/>
-              <w:right w:val="single" w:color="CCCCCC" w:sz="1"/>
-            </w:tcBorders>
-            <w:tcMar>
-              <w:top w:type="dxa" w:w="60"/>
-              <w:left w:type="dxa" w:w="80"/>
-              <w:bottom w:type="dxa" w:w="60"/>
-              <w:right w:type="dxa" w:w="80"/>
-            </w:tcMar>
-          </w:tcPr>
-          <w:p>
-            <w:pPr>
-              <w:jc w:val="center"/>
-            </w:pPr>
-            <w:r>
-              <w:rPr>
-                <w:rFonts w:ascii="Microsoft YaHei" w:cs="Microsoft YaHei" w:eastAsia="Microsoft YaHei" w:hAnsi="Microsoft YaHei"/>
-                <w:b w:val="false"/>
-                <w:bCs w:val="false"/>
-                <w:color w:val="000000"/>
-                <w:sz w:val="19"/>
-                <w:szCs w:val="19"/>
+                <w:sz w:val="18"/>
+                <w:szCs w:val="18"/>
+              </w:rPr>
+              <w:t xml:space="preserve">1-0 / 3-1 / 3-0</w:t>
+            </w:r>
+          </w:p>
+        </w:tc>
+        <w:tc>
+          <w:tcPr>
+            <w:tcBorders>
+              <w:top w:val="single" w:color="CCCCCC" w:sz="1"/>
+              <w:left w:val="single" w:color="CCCCCC" w:sz="1"/>
+              <w:bottom w:val="single" w:color="CCCCCC" w:sz="1"/>
+              <w:right w:val="single" w:color="CCCCCC" w:sz="1"/>
+            </w:tcBorders>
+            <w:tcMar>
+              <w:top w:type="dxa" w:w="60"/>
+              <w:left w:type="dxa" w:w="80"/>
+              <w:bottom w:type="dxa" w:w="60"/>
+              <w:right w:type="dxa" w:w="80"/>
+            </w:tcMar>
+          </w:tcPr>
+          <w:p>
+            <w:pPr>
+              <w:jc w:val="center"/>
+            </w:pPr>
+            <w:r>
+              <w:rPr>
+                <w:rFonts w:ascii="Microsoft YaHei" w:cs="Microsoft YaHei" w:eastAsia="Microsoft YaHei" w:hAnsi="Microsoft YaHei"/>
+                <w:b w:val="false"/>
+                <w:bCs w:val="false"/>
+                <w:color w:val="000000"/>
+                <w:sz w:val="18"/>
+                <w:szCs w:val="18"/>
               </w:rPr>
               <w:t xml:space="preserve">低中</w:t>
             </w:r>
@@ -5339,8 +5172,8 @@
                 <w:b w:val="false"/>
                 <w:bCs w:val="false"/>
                 <w:color w:val="000000"/>
-                <w:sz w:val="19"/>
-                <w:szCs w:val="19"/>
+                <w:sz w:val="18"/>
+                <w:szCs w:val="18"/>
               </w:rPr>
               <w:t xml:space="preserve">3</w:t>
             </w:r>
@@ -5372,8 +5205,8 @@
                 <w:b w:val="false"/>
                 <w:bCs w:val="false"/>
                 <w:color w:val="000000"/>
-                <w:sz w:val="19"/>
-                <w:szCs w:val="19"/>
+                <w:sz w:val="18"/>
+                <w:szCs w:val="18"/>
               </w:rPr>
               <w:t xml:space="preserve">09:00</w:t>
             </w:r>
@@ -5405,8 +5238,8 @@
                 <w:b w:val="false"/>
                 <w:bCs w:val="false"/>
                 <w:color w:val="000000"/>
-                <w:sz w:val="19"/>
-                <w:szCs w:val="19"/>
+                <w:sz w:val="18"/>
+                <w:szCs w:val="18"/>
               </w:rPr>
               <w:t xml:space="preserve">R32</w:t>
             </w:r>
@@ -5438,8 +5271,8 @@
                 <w:b w:val="false"/>
                 <w:bCs w:val="false"/>
                 <w:color w:val="000000"/>
-                <w:sz w:val="19"/>
-                <w:szCs w:val="19"/>
+                <w:sz w:val="18"/>
+                <w:szCs w:val="18"/>
               </w:rPr>
               <w:t xml:space="preserve">NED vs MAR</w:t>
             </w:r>
@@ -5471,8 +5304,8 @@
                 <w:b w:val="false"/>
                 <w:bCs w:val="false"/>
                 <w:color w:val="000000"/>
-                <w:sz w:val="19"/>
-                <w:szCs w:val="19"/>
+                <w:sz w:val="18"/>
+                <w:szCs w:val="18"/>
               </w:rPr>
               <w:t xml:space="preserve">1.7:1</w:t>
             </w:r>
@@ -5504,8 +5337,8 @@
                 <w:b w:val="false"/>
                 <w:bCs w:val="false"/>
                 <w:color w:val="000000"/>
-                <w:sz w:val="19"/>
-                <w:szCs w:val="19"/>
+                <w:sz w:val="18"/>
+                <w:szCs w:val="18"/>
               </w:rPr>
               <w:t xml:space="preserve">1-1(荷加时晋级)</w:t>
             </w:r>
@@ -5537,8 +5370,8 @@
                 <w:b w:val="false"/>
                 <w:bCs w:val="false"/>
                 <w:color w:val="000000"/>
-                <w:sz w:val="19"/>
-                <w:szCs w:val="19"/>
+                <w:sz w:val="18"/>
+                <w:szCs w:val="18"/>
               </w:rPr>
               <w:t xml:space="preserve">0-0</w:t>
             </w:r>
@@ -5570,8 +5403,8 @@
                 <w:b w:val="false"/>
                 <w:bCs w:val="false"/>
                 <w:color w:val="000000"/>
-                <w:sz w:val="19"/>
-                <w:szCs w:val="19"/>
+                <w:sz w:val="18"/>
+                <w:szCs w:val="18"/>
               </w:rPr>
               <w:t xml:space="preserve">1-0 / 0-0 / 摩1-0</w:t>
             </w:r>
@@ -5603,8 +5436,8 @@
                 <w:b w:val="false"/>
                 <w:bCs w:val="false"/>
                 <w:color w:val="000000"/>
-                <w:sz w:val="19"/>
-                <w:szCs w:val="19"/>
+                <w:sz w:val="18"/>
+                <w:szCs w:val="18"/>
               </w:rPr>
               <w:t xml:space="preserve">中高</w:t>
             </w:r>
@@ -5614,12 +5447,12 @@
     </w:tbl>
     <w:p>
       <w:pPr>
-        <w:spacing w:after="60" w:before="60"/>
+        <w:spacing w:after="50" w:before="50"/>
       </w:pPr>
     </w:p>
     <w:p>
       <w:pPr>
-        <w:spacing w:after="80" w:before="140"/>
+        <w:spacing w:after="60" w:before="120"/>
       </w:pPr>
       <w:r>
         <w:rPr>
@@ -5627,15 +5460,75 @@
           <w:b/>
           <w:bCs/>
           <w:color w:val="C0392B"/>
-          <w:sz w:val="22"/>
-          <w:szCs w:val="22"/>
+          <w:sz w:val="21"/>
+          <w:szCs w:val="21"/>
         </w:rPr>
         <w:t xml:space="preserve">比赛2: 德国 vs 巴拉圭 (04:30 BJT)</w:t>
       </w:r>
     </w:p>
     <w:p>
       <w:pPr>
-        <w:spacing w:after="30" w:before="30"/>
+        <w:spacing w:after="25" w:before="25"/>
+      </w:pPr>
+      <w:r>
+        <w:rPr>
+          <w:rFonts w:ascii="Microsoft YaHei" w:cs="Microsoft YaHei" w:eastAsia="Microsoft YaHei" w:hAnsi="Microsoft YaHei"/>
+          <w:sz w:val="16"/>
+          <w:szCs w:val="16"/>
+        </w:rPr>
+        <w:t xml:space="preserve">场地: 吉列体育场, 福克斯堡(波士顿) | 身价比: 德国€947M vs 巴拉圭€154M = 6.2:1</w:t>
+      </w:r>
+    </w:p>
+    <w:p>
+      <w:pPr>
+        <w:spacing w:after="25" w:before="25"/>
+      </w:pPr>
+      <w:r>
+        <w:rPr>
+          <w:rFonts w:ascii="Microsoft YaHei" w:cs="Microsoft YaHei" w:eastAsia="Microsoft YaHei" w:hAnsi="Microsoft YaHei"/>
+          <w:sz w:val="16"/>
+          <w:szCs w:val="16"/>
+        </w:rPr>
+        <w:t xml:space="preserve">晋级奖励: 16强对阵 法国 vs 瑞典 胜者(大概率法国!)</w:t>
+      </w:r>
+    </w:p>
+    <w:p>
+      <w:pPr>
+        <w:spacing w:after="25" w:before="25"/>
+      </w:pPr>
+      <w:r>
+        <w:rPr>
+          <w:rFonts w:ascii="Microsoft YaHei" w:cs="Microsoft YaHei" w:eastAsia="Microsoft YaHei" w:hAnsi="Microsoft YaHei"/>
+          <w:sz w:val="15"/>
+          <w:szCs w:val="15"/>
+        </w:rPr>
+        <w:t xml:space="preserve">首发来源: ESPN API summary?event=760489 — roster已读取验证 ✅</w:t>
+      </w:r>
+    </w:p>
+    <w:p>
+      <w:pPr>
+        <w:spacing w:after="50" w:before="50"/>
+      </w:pPr>
+    </w:p>
+    <w:p>
+      <w:pPr>
+        <w:spacing w:after="60" w:before="120"/>
+      </w:pPr>
+      <w:r>
+        <w:rPr>
+          <w:rFonts w:ascii="Microsoft YaHei" w:cs="Microsoft YaHei" w:eastAsia="Microsoft YaHei" w:hAnsi="Microsoft YaHei"/>
+          <w:b/>
+          <w:bCs/>
+          <w:color w:val="C0392B"/>
+          <w:sz w:val="20"/>
+          <w:szCs w:val="20"/>
+        </w:rPr>
+        <w:t xml:space="preserve">首发名单 (ESPN roster确认)</w:t>
+      </w:r>
+    </w:p>
+    <w:p>
+      <w:pPr>
+        <w:spacing w:after="25" w:before="25"/>
       </w:pPr>
       <w:r>
         <w:rPr>
@@ -5643,12 +5536,12 @@
           <w:sz w:val="17"/>
           <w:szCs w:val="17"/>
         </w:rPr>
-        <w:t xml:space="preserve">场地: 吉列体育场, 福克斯堡(波士顿) | 身价比: 德国€947M vs 巴拉圭€154M = 6.2:1</w:t>
+        <w:t xml:space="preserve">德国 (4-2-3-1): 诺伊尔 / 基米希, 塔, 吕迪格, 布朗 / 帕夫洛维奇, 恩达夫 / 萨内, 维尔茨, 恩梅查 / 哈弗茨</w:t>
       </w:r>
     </w:p>
     <w:p>
       <w:pPr>
-        <w:spacing w:after="30" w:before="30"/>
+        <w:spacing w:after="25" w:before="25"/>
       </w:pPr>
       <w:r>
         <w:rPr>
@@ -5656,17 +5549,30 @@
           <w:sz w:val="17"/>
           <w:szCs w:val="17"/>
         </w:rPr>
-        <w:t xml:space="preserve">晋级奖励: 16强对阵 法国 vs 瑞典 胜者(大概率法国!)</w:t>
+        <w:t xml:space="preserve">巴拉圭 (5-4-1): 奥兰多·希尔 / 卡塞雷斯, 卡纳莱, 儒尼奥尔·阿隆索, 古斯塔沃·戈麦斯, 库巴斯 / 加拉尔萨, 博巴迪利亚 / 恩西索, 阿尔米隆 / 阿瓦洛斯</w:t>
       </w:r>
     </w:p>
     <w:p>
       <w:pPr>
-        <w:spacing w:after="60" w:before="60"/>
+        <w:spacing w:after="25" w:before="25"/>
+      </w:pPr>
+      <w:r>
+        <w:rPr>
+          <w:rFonts w:ascii="Microsoft YaHei" w:cs="Microsoft YaHei" w:eastAsia="Microsoft YaHei" w:hAnsi="Microsoft YaHei"/>
+          <w:sz w:val="17"/>
+          <w:szCs w:val="17"/>
+        </w:rPr>
+        <w:t xml:space="preserve">🚨 穆西亚拉(#10) 替补! 德国首发仅维尔茨1名超巨 — 破大巴能力-30%</w:t>
+      </w:r>
+    </w:p>
+    <w:p>
+      <w:pPr>
+        <w:spacing w:after="50" w:before="50"/>
       </w:pPr>
     </w:p>
     <w:p>
       <w:pPr>
-        <w:spacing w:after="80" w:before="140"/>
+        <w:spacing w:after="60" w:before="120"/>
       </w:pPr>
       <w:r>
         <w:rPr>
@@ -5682,7 +5588,7 @@
     </w:p>
     <w:tbl>
       <w:tblPr>
-        <w:tblW w:type="dxa" w:w="9500"/>
+        <w:tblW w:type="dxa" w:w="9700"/>
         <w:tblBorders>
           <w:top w:val="single" w:color="auto" w:sz="4"/>
           <w:left w:val="single" w:color="auto" w:sz="4"/>
@@ -5693,7 +5599,7 @@
         </w:tblBorders>
       </w:tblPr>
       <w:tblGrid>
-        <w:gridCol w:w="3200"/>
+        <w:gridCol w:w="3400"/>
         <w:gridCol w:w="1800"/>
         <w:gridCol w:w="4500"/>
       </w:tblGrid>
@@ -5724,8 +5630,8 @@
                 <w:b/>
                 <w:bCs/>
                 <w:color w:val="FFFFFF"/>
-                <w:sz w:val="19"/>
-                <w:szCs w:val="19"/>
+                <w:sz w:val="18"/>
+                <w:szCs w:val="18"/>
               </w:rPr>
               <w:t xml:space="preserve">因素</w:t>
             </w:r>
@@ -5757,8 +5663,8 @@
                 <w:b/>
                 <w:bCs/>
                 <w:color w:val="FFFFFF"/>
-                <w:sz w:val="19"/>
-                <w:szCs w:val="19"/>
+                <w:sz w:val="18"/>
+                <w:szCs w:val="18"/>
               </w:rPr>
               <w:t xml:space="preserve">方向</w:t>
             </w:r>
@@ -5790,8 +5696,8 @@
                 <w:b/>
                 <w:bCs/>
                 <w:color w:val="FFFFFF"/>
-                <w:sz w:val="19"/>
-                <w:szCs w:val="19"/>
+                <w:sz w:val="18"/>
+                <w:szCs w:val="18"/>
               </w:rPr>
               <w:t xml:space="preserve">理由</w:t>
             </w:r>
@@ -5824,8 +5730,8 @@
                 <w:b w:val="false"/>
                 <w:bCs w:val="false"/>
                 <w:color w:val="000000"/>
-                <w:sz w:val="19"/>
-                <w:szCs w:val="19"/>
+                <w:sz w:val="18"/>
+                <w:szCs w:val="18"/>
               </w:rPr>
               <w:t xml:space="preserve">身价比6.2:1</w:t>
             </w:r>
@@ -5856,8 +5762,8 @@
                 <w:b w:val="false"/>
                 <w:bCs w:val="false"/>
                 <w:color w:val="000000"/>
-                <w:sz w:val="19"/>
-                <w:szCs w:val="19"/>
+                <w:sz w:val="18"/>
+                <w:szCs w:val="18"/>
               </w:rPr>
               <w:t xml:space="preserve">德国 ★★★</w:t>
             </w:r>
@@ -5888,10 +5794,10 @@
                 <w:b w:val="false"/>
                 <w:bCs w:val="false"/>
                 <w:color w:val="000000"/>
-                <w:sz w:val="19"/>
-                <w:szCs w:val="19"/>
-              </w:rPr>
-              <w:t xml:space="preserve">大差距, 德国正常发挥=胜</w:t>
+                <w:sz w:val="18"/>
+                <w:szCs w:val="18"/>
+              </w:rPr>
+              <w:t xml:space="preserve">大差距, 正常发挥=胜</w:t>
             </w:r>
           </w:p>
         </w:tc>
@@ -5923,10 +5829,10 @@
                 <w:b w:val="false"/>
                 <w:bCs w:val="false"/>
                 <w:color w:val="000000"/>
-                <w:sz w:val="19"/>
-                <w:szCs w:val="19"/>
-              </w:rPr>
-              <w:t xml:space="preserve">德国对厄瓜多尔1-2失利</w:t>
+                <w:sz w:val="18"/>
+                <w:szCs w:val="18"/>
+              </w:rPr>
+              <w:t xml:space="preserve">穆西亚拉替补(€100M在板凳)</w:t>
             </w:r>
           </w:p>
         </w:tc>
@@ -5956,10 +5862,10 @@
                 <w:b w:val="false"/>
                 <w:bCs w:val="false"/>
                 <w:color w:val="000000"/>
-                <w:sz w:val="19"/>
-                <w:szCs w:val="19"/>
-              </w:rPr>
-              <w:t xml:space="preserve">巴拉圭 ★★</w:t>
+                <w:sz w:val="18"/>
+                <w:szCs w:val="18"/>
+              </w:rPr>
+              <w:t xml:space="preserve">巴拉圭 ★★★</w:t>
             </w:r>
           </w:p>
         </w:tc>
@@ -5989,10 +5895,10 @@
                 <w:b w:val="false"/>
                 <w:bCs w:val="false"/>
                 <w:color w:val="000000"/>
-                <w:sz w:val="19"/>
-                <w:szCs w:val="19"/>
-              </w:rPr>
-              <w:t xml:space="preserve">防线被速度反击惩罚→巴拉圭有阿尔米隆</w:t>
+                <w:sz w:val="18"/>
+                <w:szCs w:val="18"/>
+              </w:rPr>
+              <w:t xml:space="preserve">首发破大巴能力降为仅维尔茨1人, 超级巨星型→体系型</w:t>
             </w:r>
           </w:p>
         </w:tc>
@@ -6023,74 +5929,74 @@
                 <w:b w:val="false"/>
                 <w:bCs w:val="false"/>
                 <w:color w:val="000000"/>
-                <w:sz w:val="19"/>
-                <w:szCs w:val="19"/>
-              </w:rPr>
-              <w:t xml:space="preserve">穆西亚拉+维尔茨(€200M)</w:t>
-            </w:r>
-          </w:p>
-        </w:tc>
-        <w:tc>
-          <w:tcPr>
-            <w:tcBorders>
-              <w:top w:val="single" w:color="CCCCCC" w:sz="1"/>
-              <w:left w:val="single" w:color="CCCCCC" w:sz="1"/>
-              <w:bottom w:val="single" w:color="CCCCCC" w:sz="1"/>
-              <w:right w:val="single" w:color="CCCCCC" w:sz="1"/>
-            </w:tcBorders>
-            <w:tcMar>
-              <w:top w:type="dxa" w:w="60"/>
-              <w:left w:type="dxa" w:w="80"/>
-              <w:bottom w:type="dxa" w:w="60"/>
-              <w:right w:type="dxa" w:w="80"/>
-            </w:tcMar>
-          </w:tcPr>
-          <w:p>
-            <w:pPr>
-              <w:jc w:val="center"/>
-            </w:pPr>
-            <w:r>
-              <w:rPr>
-                <w:rFonts w:ascii="Microsoft YaHei" w:cs="Microsoft YaHei" w:eastAsia="Microsoft YaHei" w:hAnsi="Microsoft YaHei"/>
-                <w:b w:val="false"/>
-                <w:bCs w:val="false"/>
-                <w:color w:val="000000"/>
-                <w:sz w:val="19"/>
-                <w:szCs w:val="19"/>
-              </w:rPr>
-              <w:t xml:space="preserve">德国 ★★★</w:t>
-            </w:r>
-          </w:p>
-        </w:tc>
-        <w:tc>
-          <w:tcPr>
-            <w:tcBorders>
-              <w:top w:val="single" w:color="CCCCCC" w:sz="1"/>
-              <w:left w:val="single" w:color="CCCCCC" w:sz="1"/>
-              <w:bottom w:val="single" w:color="CCCCCC" w:sz="1"/>
-              <w:right w:val="single" w:color="CCCCCC" w:sz="1"/>
-            </w:tcBorders>
-            <w:tcMar>
-              <w:top w:type="dxa" w:w="60"/>
-              <w:left w:type="dxa" w:w="80"/>
-              <w:bottom w:type="dxa" w:w="60"/>
-              <w:right w:type="dxa" w:w="80"/>
-            </w:tcMar>
-          </w:tcPr>
-          <w:p>
-            <w:pPr>
-              <w:jc w:val="center"/>
-            </w:pPr>
-            <w:r>
-              <w:rPr>
-                <w:rFonts w:ascii="Microsoft YaHei" w:cs="Microsoft YaHei" w:eastAsia="Microsoft YaHei" w:hAnsi="Microsoft YaHei"/>
-                <w:b w:val="false"/>
-                <w:bCs w:val="false"/>
-                <w:color w:val="000000"/>
-                <w:sz w:val="19"/>
-                <w:szCs w:val="19"/>
-              </w:rPr>
-              <w:t xml:space="preserve">双核破大巴能力在纸面上极强</w:t>
+                <w:sz w:val="18"/>
+                <w:szCs w:val="18"/>
+              </w:rPr>
+              <w:t xml:space="preserve">德国对厄瓜多尔1-2失利</w:t>
+            </w:r>
+          </w:p>
+        </w:tc>
+        <w:tc>
+          <w:tcPr>
+            <w:tcBorders>
+              <w:top w:val="single" w:color="CCCCCC" w:sz="1"/>
+              <w:left w:val="single" w:color="CCCCCC" w:sz="1"/>
+              <w:bottom w:val="single" w:color="CCCCCC" w:sz="1"/>
+              <w:right w:val="single" w:color="CCCCCC" w:sz="1"/>
+            </w:tcBorders>
+            <w:tcMar>
+              <w:top w:type="dxa" w:w="60"/>
+              <w:left w:type="dxa" w:w="80"/>
+              <w:bottom w:type="dxa" w:w="60"/>
+              <w:right w:type="dxa" w:w="80"/>
+            </w:tcMar>
+          </w:tcPr>
+          <w:p>
+            <w:pPr>
+              <w:jc w:val="center"/>
+            </w:pPr>
+            <w:r>
+              <w:rPr>
+                <w:rFonts w:ascii="Microsoft YaHei" w:cs="Microsoft YaHei" w:eastAsia="Microsoft YaHei" w:hAnsi="Microsoft YaHei"/>
+                <w:b w:val="false"/>
+                <w:bCs w:val="false"/>
+                <w:color w:val="000000"/>
+                <w:sz w:val="18"/>
+                <w:szCs w:val="18"/>
+              </w:rPr>
+              <w:t xml:space="preserve">巴拉圭 ★★</w:t>
+            </w:r>
+          </w:p>
+        </w:tc>
+        <w:tc>
+          <w:tcPr>
+            <w:tcBorders>
+              <w:top w:val="single" w:color="CCCCCC" w:sz="1"/>
+              <w:left w:val="single" w:color="CCCCCC" w:sz="1"/>
+              <w:bottom w:val="single" w:color="CCCCCC" w:sz="1"/>
+              <w:right w:val="single" w:color="CCCCCC" w:sz="1"/>
+            </w:tcBorders>
+            <w:tcMar>
+              <w:top w:type="dxa" w:w="60"/>
+              <w:left w:type="dxa" w:w="80"/>
+              <w:bottom w:type="dxa" w:w="60"/>
+              <w:right w:type="dxa" w:w="80"/>
+            </w:tcMar>
+          </w:tcPr>
+          <w:p>
+            <w:pPr>
+              <w:jc w:val="center"/>
+            </w:pPr>
+            <w:r>
+              <w:rPr>
+                <w:rFonts w:ascii="Microsoft YaHei" w:cs="Microsoft YaHei" w:eastAsia="Microsoft YaHei" w:hAnsi="Microsoft YaHei"/>
+                <w:b w:val="false"/>
+                <w:bCs w:val="false"/>
+                <w:color w:val="000000"/>
+                <w:sz w:val="18"/>
+                <w:szCs w:val="18"/>
+              </w:rPr>
+              <w:t xml:space="preserve">防线被速度反击惩罚→巴拉圭有阿尔米隆+恩西索双箭头</w:t>
             </w:r>
           </w:p>
         </w:tc>
@@ -6122,10 +6028,10 @@
                 <w:b w:val="false"/>
                 <w:bCs w:val="false"/>
                 <w:color w:val="000000"/>
-                <w:sz w:val="19"/>
-                <w:szCs w:val="19"/>
-              </w:rPr>
-              <w:t xml:space="preserve">巴拉圭3场仅进1球</w:t>
+                <w:sz w:val="18"/>
+                <w:szCs w:val="18"/>
+              </w:rPr>
+              <w:t xml:space="preserve">布朗首发左后卫(原伤疑→健康)</w:t>
             </w:r>
           </w:p>
         </w:tc>
@@ -6155,10 +6061,10 @@
                 <w:b w:val="false"/>
                 <w:bCs w:val="false"/>
                 <w:color w:val="000000"/>
-                <w:sz w:val="19"/>
-                <w:szCs w:val="19"/>
-              </w:rPr>
-              <w:t xml:space="preserve">德国 ★★★</w:t>
+                <w:sz w:val="18"/>
+                <w:szCs w:val="18"/>
+              </w:rPr>
+              <w:t xml:space="preserve">德国 ★</w:t>
             </w:r>
           </w:p>
         </w:tc>
@@ -6188,10 +6094,10 @@
                 <w:b w:val="false"/>
                 <w:bCs w:val="false"/>
                 <w:color w:val="000000"/>
-                <w:sz w:val="19"/>
-                <w:szCs w:val="19"/>
-              </w:rPr>
-              <w:t xml:space="preserve">即使防线犯错也未必被惩罚</w:t>
+                <w:sz w:val="18"/>
+                <w:szCs w:val="18"/>
+              </w:rPr>
+              <w:t xml:space="preserve">防线深度恢复, 速度优于施洛特贝克</w:t>
             </w:r>
           </w:p>
         </w:tc>
@@ -6222,74 +6128,74 @@
                 <w:b w:val="false"/>
                 <w:bCs w:val="false"/>
                 <w:color w:val="000000"/>
-                <w:sz w:val="19"/>
-                <w:szCs w:val="19"/>
-              </w:rPr>
-              <w:t xml:space="preserve">巴拉圭3场仅丢2球</w:t>
-            </w:r>
-          </w:p>
-        </w:tc>
-        <w:tc>
-          <w:tcPr>
-            <w:tcBorders>
-              <w:top w:val="single" w:color="CCCCCC" w:sz="1"/>
-              <w:left w:val="single" w:color="CCCCCC" w:sz="1"/>
-              <w:bottom w:val="single" w:color="CCCCCC" w:sz="1"/>
-              <w:right w:val="single" w:color="CCCCCC" w:sz="1"/>
-            </w:tcBorders>
-            <w:tcMar>
-              <w:top w:type="dxa" w:w="60"/>
-              <w:left w:type="dxa" w:w="80"/>
-              <w:bottom w:type="dxa" w:w="60"/>
-              <w:right w:type="dxa" w:w="80"/>
-            </w:tcMar>
-          </w:tcPr>
-          <w:p>
-            <w:pPr>
-              <w:jc w:val="center"/>
-            </w:pPr>
-            <w:r>
-              <w:rPr>
-                <w:rFonts w:ascii="Microsoft YaHei" w:cs="Microsoft YaHei" w:eastAsia="Microsoft YaHei" w:hAnsi="Microsoft YaHei"/>
-                <w:b w:val="false"/>
-                <w:bCs w:val="false"/>
-                <w:color w:val="000000"/>
-                <w:sz w:val="19"/>
-                <w:szCs w:val="19"/>
-              </w:rPr>
-              <w:t xml:space="preserve">巴拉圭 ★★</w:t>
-            </w:r>
-          </w:p>
-        </w:tc>
-        <w:tc>
-          <w:tcPr>
-            <w:tcBorders>
-              <w:top w:val="single" w:color="CCCCCC" w:sz="1"/>
-              <w:left w:val="single" w:color="CCCCCC" w:sz="1"/>
-              <w:bottom w:val="single" w:color="CCCCCC" w:sz="1"/>
-              <w:right w:val="single" w:color="CCCCCC" w:sz="1"/>
-            </w:tcBorders>
-            <w:tcMar>
-              <w:top w:type="dxa" w:w="60"/>
-              <w:left w:type="dxa" w:w="80"/>
-              <w:bottom w:type="dxa" w:w="60"/>
-              <w:right w:type="dxa" w:w="80"/>
-            </w:tcMar>
-          </w:tcPr>
-          <w:p>
-            <w:pPr>
-              <w:jc w:val="center"/>
-            </w:pPr>
-            <w:r>
-              <w:rPr>
-                <w:rFonts w:ascii="Microsoft YaHei" w:cs="Microsoft YaHei" w:eastAsia="Microsoft YaHei" w:hAnsi="Microsoft YaHei"/>
-                <w:b w:val="false"/>
-                <w:bCs w:val="false"/>
-                <w:color w:val="000000"/>
-                <w:sz w:val="19"/>
-                <w:szCs w:val="19"/>
-              </w:rPr>
-              <w:t xml:space="preserve">大巴防守已验证</w:t>
+                <w:sz w:val="18"/>
+                <w:szCs w:val="18"/>
+              </w:rPr>
+              <w:t xml:space="preserve">巴拉圭3场仅进1球</w:t>
+            </w:r>
+          </w:p>
+        </w:tc>
+        <w:tc>
+          <w:tcPr>
+            <w:tcBorders>
+              <w:top w:val="single" w:color="CCCCCC" w:sz="1"/>
+              <w:left w:val="single" w:color="CCCCCC" w:sz="1"/>
+              <w:bottom w:val="single" w:color="CCCCCC" w:sz="1"/>
+              <w:right w:val="single" w:color="CCCCCC" w:sz="1"/>
+            </w:tcBorders>
+            <w:tcMar>
+              <w:top w:type="dxa" w:w="60"/>
+              <w:left w:type="dxa" w:w="80"/>
+              <w:bottom w:type="dxa" w:w="60"/>
+              <w:right w:type="dxa" w:w="80"/>
+            </w:tcMar>
+          </w:tcPr>
+          <w:p>
+            <w:pPr>
+              <w:jc w:val="center"/>
+            </w:pPr>
+            <w:r>
+              <w:rPr>
+                <w:rFonts w:ascii="Microsoft YaHei" w:cs="Microsoft YaHei" w:eastAsia="Microsoft YaHei" w:hAnsi="Microsoft YaHei"/>
+                <w:b w:val="false"/>
+                <w:bCs w:val="false"/>
+                <w:color w:val="000000"/>
+                <w:sz w:val="18"/>
+                <w:szCs w:val="18"/>
+              </w:rPr>
+              <w:t xml:space="preserve">德国 ★★★</w:t>
+            </w:r>
+          </w:p>
+        </w:tc>
+        <w:tc>
+          <w:tcPr>
+            <w:tcBorders>
+              <w:top w:val="single" w:color="CCCCCC" w:sz="1"/>
+              <w:left w:val="single" w:color="CCCCCC" w:sz="1"/>
+              <w:bottom w:val="single" w:color="CCCCCC" w:sz="1"/>
+              <w:right w:val="single" w:color="CCCCCC" w:sz="1"/>
+            </w:tcBorders>
+            <w:tcMar>
+              <w:top w:type="dxa" w:w="60"/>
+              <w:left w:type="dxa" w:w="80"/>
+              <w:bottom w:type="dxa" w:w="60"/>
+              <w:right w:type="dxa" w:w="80"/>
+            </w:tcMar>
+          </w:tcPr>
+          <w:p>
+            <w:pPr>
+              <w:jc w:val="center"/>
+            </w:pPr>
+            <w:r>
+              <w:rPr>
+                <w:rFonts w:ascii="Microsoft YaHei" w:cs="Microsoft YaHei" w:eastAsia="Microsoft YaHei" w:hAnsi="Microsoft YaHei"/>
+                <w:b w:val="false"/>
+                <w:bCs w:val="false"/>
+                <w:color w:val="000000"/>
+                <w:sz w:val="18"/>
+                <w:szCs w:val="18"/>
+              </w:rPr>
+              <w:t xml:space="preserve">攻击力极弱, 即使防线犯错也未必惩罚</w:t>
             </w:r>
           </w:p>
         </w:tc>
@@ -6321,10 +6227,10 @@
                 <w:b w:val="false"/>
                 <w:bCs w:val="false"/>
                 <w:color w:val="000000"/>
-                <w:sz w:val="19"/>
-                <w:szCs w:val="19"/>
-              </w:rPr>
-              <w:t xml:space="preserve">施洛特贝克伤缺</w:t>
+                <w:sz w:val="18"/>
+                <w:szCs w:val="18"/>
+              </w:rPr>
+              <w:t xml:space="preserve">巴拉圭5-4-1大巴(3场仅丢2球)</w:t>
             </w:r>
           </w:p>
         </w:tc>
@@ -6354,10 +6260,10 @@
                 <w:b w:val="false"/>
                 <w:bCs w:val="false"/>
                 <w:color w:val="000000"/>
-                <w:sz w:val="19"/>
-                <w:szCs w:val="19"/>
-              </w:rPr>
-              <w:t xml:space="preserve">巴拉圭 ★</w:t>
+                <w:sz w:val="18"/>
+                <w:szCs w:val="18"/>
+              </w:rPr>
+              <w:t xml:space="preserve">巴拉圭 ★★</w:t>
             </w:r>
           </w:p>
         </w:tc>
@@ -6387,10 +6293,209 @@
                 <w:b w:val="false"/>
                 <w:bCs w:val="false"/>
                 <w:color w:val="000000"/>
-                <w:sz w:val="19"/>
-                <w:szCs w:val="19"/>
-              </w:rPr>
-              <w:t xml:space="preserve">德国防线深度减弱</w:t>
+                <w:sz w:val="18"/>
+                <w:szCs w:val="18"/>
+              </w:rPr>
+              <w:t xml:space="preserve">大巴已验证, 零封土耳其+澳大利亚</w:t>
+            </w:r>
+          </w:p>
+        </w:tc>
+      </w:tr>
+      <w:tr>
+        <w:tc>
+          <w:tcPr>
+            <w:tcBorders>
+              <w:top w:val="single" w:color="CCCCCC" w:sz="1"/>
+              <w:left w:val="single" w:color="CCCCCC" w:sz="1"/>
+              <w:bottom w:val="single" w:color="CCCCCC" w:sz="1"/>
+              <w:right w:val="single" w:color="CCCCCC" w:sz="1"/>
+            </w:tcBorders>
+            <w:tcMar>
+              <w:top w:type="dxa" w:w="60"/>
+              <w:left w:type="dxa" w:w="80"/>
+              <w:bottom w:type="dxa" w:w="60"/>
+              <w:right w:type="dxa" w:w="80"/>
+            </w:tcMar>
+          </w:tcPr>
+          <w:p>
+            <w:pPr>
+              <w:jc w:val="center"/>
+            </w:pPr>
+            <w:r>
+              <w:rPr>
+                <w:rFonts w:ascii="Microsoft YaHei" w:cs="Microsoft YaHei" w:eastAsia="Microsoft YaHei" w:hAnsi="Microsoft YaHei"/>
+                <w:b w:val="false"/>
+                <w:bCs w:val="false"/>
+                <w:color w:val="000000"/>
+                <w:sz w:val="18"/>
+                <w:szCs w:val="18"/>
+              </w:rPr>
+              <w:t xml:space="preserve">穆西亚拉60'替补=核武器</w:t>
+            </w:r>
+          </w:p>
+        </w:tc>
+        <w:tc>
+          <w:tcPr>
+            <w:tcBorders>
+              <w:top w:val="single" w:color="CCCCCC" w:sz="1"/>
+              <w:left w:val="single" w:color="CCCCCC" w:sz="1"/>
+              <w:bottom w:val="single" w:color="CCCCCC" w:sz="1"/>
+              <w:right w:val="single" w:color="CCCCCC" w:sz="1"/>
+            </w:tcBorders>
+            <w:tcMar>
+              <w:top w:type="dxa" w:w="60"/>
+              <w:left w:type="dxa" w:w="80"/>
+              <w:bottom w:type="dxa" w:w="60"/>
+              <w:right w:type="dxa" w:w="80"/>
+            </w:tcMar>
+          </w:tcPr>
+          <w:p>
+            <w:pPr>
+              <w:jc w:val="center"/>
+            </w:pPr>
+            <w:r>
+              <w:rPr>
+                <w:rFonts w:ascii="Microsoft YaHei" w:cs="Microsoft YaHei" w:eastAsia="Microsoft YaHei" w:hAnsi="Microsoft YaHei"/>
+                <w:b w:val="false"/>
+                <w:bCs w:val="false"/>
+                <w:color w:val="000000"/>
+                <w:sz w:val="18"/>
+                <w:szCs w:val="18"/>
+              </w:rPr>
+              <w:t xml:space="preserve">德国 ★★★</w:t>
+            </w:r>
+          </w:p>
+        </w:tc>
+        <w:tc>
+          <w:tcPr>
+            <w:tcBorders>
+              <w:top w:val="single" w:color="CCCCCC" w:sz="1"/>
+              <w:left w:val="single" w:color="CCCCCC" w:sz="1"/>
+              <w:bottom w:val="single" w:color="CCCCCC" w:sz="1"/>
+              <w:right w:val="single" w:color="CCCCCC" w:sz="1"/>
+            </w:tcBorders>
+            <w:tcMar>
+              <w:top w:type="dxa" w:w="60"/>
+              <w:left w:type="dxa" w:w="80"/>
+              <w:bottom w:type="dxa" w:w="60"/>
+              <w:right w:type="dxa" w:w="80"/>
+            </w:tcMar>
+          </w:tcPr>
+          <w:p>
+            <w:pPr>
+              <w:jc w:val="center"/>
+            </w:pPr>
+            <w:r>
+              <w:rPr>
+                <w:rFonts w:ascii="Microsoft YaHei" w:cs="Microsoft YaHei" w:eastAsia="Microsoft YaHei" w:hAnsi="Microsoft YaHei"/>
+                <w:b w:val="false"/>
+                <w:bCs w:val="false"/>
+                <w:color w:val="000000"/>
+                <w:sz w:val="18"/>
+                <w:szCs w:val="18"/>
+              </w:rPr>
+              <w:t xml:space="preserve">如果60'0-0, 穆西亚拉上场瞬间改变比赛</w:t>
+            </w:r>
+          </w:p>
+        </w:tc>
+      </w:tr>
+      <w:tr>
+        <w:tc>
+          <w:tcPr>
+            <w:tcBorders>
+              <w:top w:val="single" w:color="CCCCCC" w:sz="1"/>
+              <w:left w:val="single" w:color="CCCCCC" w:sz="1"/>
+              <w:bottom w:val="single" w:color="CCCCCC" w:sz="1"/>
+              <w:right w:val="single" w:color="CCCCCC" w:sz="1"/>
+            </w:tcBorders>
+            <w:shd w:fill="F2F2F2" w:val="clear"/>
+            <w:tcMar>
+              <w:top w:type="dxa" w:w="60"/>
+              <w:left w:type="dxa" w:w="80"/>
+              <w:bottom w:type="dxa" w:w="60"/>
+              <w:right w:type="dxa" w:w="80"/>
+            </w:tcMar>
+          </w:tcPr>
+          <w:p>
+            <w:pPr>
+              <w:jc w:val="center"/>
+            </w:pPr>
+            <w:r>
+              <w:rPr>
+                <w:rFonts w:ascii="Microsoft YaHei" w:cs="Microsoft YaHei" w:eastAsia="Microsoft YaHei" w:hAnsi="Microsoft YaHei"/>
+                <w:b w:val="false"/>
+                <w:bCs w:val="false"/>
+                <w:color w:val="000000"/>
+                <w:sz w:val="18"/>
+                <w:szCs w:val="18"/>
+              </w:rPr>
+              <w:t xml:space="preserve">德国→16强大概率碰法国</w:t>
+            </w:r>
+          </w:p>
+        </w:tc>
+        <w:tc>
+          <w:tcPr>
+            <w:tcBorders>
+              <w:top w:val="single" w:color="CCCCCC" w:sz="1"/>
+              <w:left w:val="single" w:color="CCCCCC" w:sz="1"/>
+              <w:bottom w:val="single" w:color="CCCCCC" w:sz="1"/>
+              <w:right w:val="single" w:color="CCCCCC" w:sz="1"/>
+            </w:tcBorders>
+            <w:shd w:fill="F2F2F2" w:val="clear"/>
+            <w:tcMar>
+              <w:top w:type="dxa" w:w="60"/>
+              <w:left w:type="dxa" w:w="80"/>
+              <w:bottom w:type="dxa" w:w="60"/>
+              <w:right w:type="dxa" w:w="80"/>
+            </w:tcMar>
+          </w:tcPr>
+          <w:p>
+            <w:pPr>
+              <w:jc w:val="center"/>
+            </w:pPr>
+            <w:r>
+              <w:rPr>
+                <w:rFonts w:ascii="Microsoft YaHei" w:cs="Microsoft YaHei" w:eastAsia="Microsoft YaHei" w:hAnsi="Microsoft YaHei"/>
+                <w:b w:val="false"/>
+                <w:bCs w:val="false"/>
+                <w:color w:val="000000"/>
+                <w:sz w:val="18"/>
+                <w:szCs w:val="18"/>
+              </w:rPr>
+              <w:t xml:space="preserve">德国(策略)</w:t>
+            </w:r>
+          </w:p>
+        </w:tc>
+        <w:tc>
+          <w:tcPr>
+            <w:tcBorders>
+              <w:top w:val="single" w:color="CCCCCC" w:sz="1"/>
+              <w:left w:val="single" w:color="CCCCCC" w:sz="1"/>
+              <w:bottom w:val="single" w:color="CCCCCC" w:sz="1"/>
+              <w:right w:val="single" w:color="CCCCCC" w:sz="1"/>
+            </w:tcBorders>
+            <w:shd w:fill="F2F2F2" w:val="clear"/>
+            <w:tcMar>
+              <w:top w:type="dxa" w:w="60"/>
+              <w:left w:type="dxa" w:w="80"/>
+              <w:bottom w:type="dxa" w:w="60"/>
+              <w:right w:type="dxa" w:w="80"/>
+            </w:tcMar>
+          </w:tcPr>
+          <w:p>
+            <w:pPr>
+              <w:jc w:val="center"/>
+            </w:pPr>
+            <w:r>
+              <w:rPr>
+                <w:rFonts w:ascii="Microsoft YaHei" w:cs="Microsoft YaHei" w:eastAsia="Microsoft YaHei" w:hAnsi="Microsoft YaHei"/>
+                <w:b w:val="false"/>
+                <w:bCs w:val="false"/>
+                <w:color w:val="000000"/>
+                <w:sz w:val="18"/>
+                <w:szCs w:val="18"/>
+              </w:rPr>
+              <w:t xml:space="preserve">穆西亚拉替补可能在留力→纳格尔斯曼赌上半场也能破门</w:t>
             </w:r>
           </w:p>
         </w:tc>
@@ -6398,12 +6503,72 @@
     </w:tbl>
     <w:p>
       <w:pPr>
-        <w:spacing w:after="60" w:before="60"/>
+        <w:spacing w:after="50" w:before="50"/>
       </w:pPr>
     </w:p>
     <w:p>
       <w:pPr>
-        <w:spacing w:after="80" w:before="140"/>
+        <w:spacing w:after="60" w:before="120"/>
+      </w:pPr>
+      <w:r>
+        <w:rPr>
+          <w:rFonts w:ascii="Microsoft YaHei" w:cs="Microsoft YaHei" w:eastAsia="Microsoft YaHei" w:hAnsi="Microsoft YaHei"/>
+          <w:b/>
+          <w:bCs/>
+          <w:color w:val="C0392B"/>
+          <w:sz w:val="20"/>
+          <w:szCs w:val="20"/>
+        </w:rPr>
+        <w:t xml:space="preserve">强队分类变化</w:t>
+      </w:r>
+    </w:p>
+    <w:p>
+      <w:pPr>
+        <w:spacing w:after="25" w:before="25"/>
+      </w:pPr>
+      <w:r>
+        <w:rPr>
+          <w:rFonts w:ascii="Microsoft YaHei" w:cs="Microsoft YaHei" w:eastAsia="Microsoft YaHei" w:hAnsi="Microsoft YaHei"/>
+          <w:sz w:val="17"/>
+          <w:szCs w:val="17"/>
+        </w:rPr>
+        <w:t xml:space="preserve">原预测: 德国 超级巨星型(Musiala+Wirtz双超巨→A+B满足, 可高看大胜)</w:t>
+      </w:r>
+    </w:p>
+    <w:p>
+      <w:pPr>
+        <w:spacing w:after="25" w:before="25"/>
+      </w:pPr>
+      <w:r>
+        <w:rPr>
+          <w:rFonts w:ascii="Microsoft YaHei" w:cs="Microsoft YaHei" w:eastAsia="Microsoft YaHei" w:hAnsi="Microsoft YaHei"/>
+          <w:sz w:val="17"/>
+          <w:szCs w:val="17"/>
+        </w:rPr>
+        <w:t xml:space="preserve">实际首发: 德国 体系型(仅Wirtz1名超巨→防小胜)。但穆西亚拉60'登场恢复超级巨星型 — 纳格尔斯曼的赌注</w:t>
+      </w:r>
+    </w:p>
+    <w:p>
+      <w:pPr>
+        <w:spacing w:after="25" w:before="25"/>
+      </w:pPr>
+      <w:r>
+        <w:rPr>
+          <w:rFonts w:ascii="Microsoft YaHei" w:cs="Microsoft YaHei" w:eastAsia="Microsoft YaHei" w:hAnsi="Microsoft YaHei"/>
+          <w:sz w:val="17"/>
+          <w:szCs w:val="17"/>
+        </w:rPr>
+        <w:t xml:space="preserve">巴拉圭: 5-4-1大巴+阿尔米隆/恩西索双箭头反击。3场仅1球/2丢球。韧性4/5。</w:t>
+      </w:r>
+    </w:p>
+    <w:p>
+      <w:pPr>
+        <w:spacing w:after="50" w:before="50"/>
+      </w:pPr>
+    </w:p>
+    <w:p>
+      <w:pPr>
+        <w:spacing w:after="60" w:before="120"/>
       </w:pPr>
       <w:r>
         <w:rPr>
@@ -6462,8 +6627,8 @@
                 <w:b/>
                 <w:bCs/>
                 <w:color w:val="FFFFFF"/>
-                <w:sz w:val="19"/>
-                <w:szCs w:val="19"/>
+                <w:sz w:val="18"/>
+                <w:szCs w:val="18"/>
               </w:rPr>
               <w:t xml:space="preserve">类型</w:t>
             </w:r>
@@ -6495,8 +6660,8 @@
                 <w:b/>
                 <w:bCs/>
                 <w:color w:val="FFFFFF"/>
-                <w:sz w:val="19"/>
-                <w:szCs w:val="19"/>
+                <w:sz w:val="18"/>
+                <w:szCs w:val="18"/>
               </w:rPr>
               <w:t xml:space="preserve">比分</w:t>
             </w:r>
@@ -6528,8 +6693,8 @@
                 <w:b/>
                 <w:bCs/>
                 <w:color w:val="FFFFFF"/>
-                <w:sz w:val="19"/>
-                <w:szCs w:val="19"/>
+                <w:sz w:val="18"/>
+                <w:szCs w:val="18"/>
               </w:rPr>
               <w:t xml:space="preserve">半场</w:t>
             </w:r>
@@ -6561,8 +6726,8 @@
                 <w:b/>
                 <w:bCs/>
                 <w:color w:val="FFFFFF"/>
-                <w:sz w:val="19"/>
-                <w:szCs w:val="19"/>
+                <w:sz w:val="18"/>
+                <w:szCs w:val="18"/>
               </w:rPr>
               <w:t xml:space="preserve">说明</w:t>
             </w:r>
@@ -6595,8 +6760,8 @@
                 <w:b w:val="false"/>
                 <w:bCs w:val="false"/>
                 <w:color w:val="000000"/>
-                <w:sz w:val="19"/>
-                <w:szCs w:val="19"/>
+                <w:sz w:val="18"/>
+                <w:szCs w:val="18"/>
               </w:rPr>
               <w:t xml:space="preserve">首选</w:t>
             </w:r>
@@ -6627,40 +6792,40 @@
                 <w:b w:val="false"/>
                 <w:bCs w:val="false"/>
                 <w:color w:val="000000"/>
-                <w:sz w:val="19"/>
-                <w:szCs w:val="19"/>
-              </w:rPr>
-              <w:t xml:space="preserve">德国 3-0</w:t>
-            </w:r>
-          </w:p>
-        </w:tc>
-        <w:tc>
-          <w:tcPr>
-            <w:tcBorders>
-              <w:top w:val="single" w:color="CCCCCC" w:sz="1"/>
-              <w:left w:val="single" w:color="CCCCCC" w:sz="1"/>
-              <w:bottom w:val="single" w:color="CCCCCC" w:sz="1"/>
-              <w:right w:val="single" w:color="CCCCCC" w:sz="1"/>
-            </w:tcBorders>
-            <w:tcMar>
-              <w:top w:type="dxa" w:w="60"/>
-              <w:left w:type="dxa" w:w="80"/>
-              <w:bottom w:type="dxa" w:w="60"/>
-              <w:right w:type="dxa" w:w="80"/>
-            </w:tcMar>
-          </w:tcPr>
-          <w:p>
-            <w:pPr>
-              <w:jc w:val="center"/>
-            </w:pPr>
-            <w:r>
-              <w:rPr>
-                <w:rFonts w:ascii="Microsoft YaHei" w:cs="Microsoft YaHei" w:eastAsia="Microsoft YaHei" w:hAnsi="Microsoft YaHei"/>
-                <w:b w:val="false"/>
-                <w:bCs w:val="false"/>
-                <w:color w:val="000000"/>
-                <w:sz w:val="19"/>
-                <w:szCs w:val="19"/>
+                <w:sz w:val="18"/>
+                <w:szCs w:val="18"/>
+              </w:rPr>
+              <w:t xml:space="preserve">德国 2-0</w:t>
+            </w:r>
+          </w:p>
+        </w:tc>
+        <w:tc>
+          <w:tcPr>
+            <w:tcBorders>
+              <w:top w:val="single" w:color="CCCCCC" w:sz="1"/>
+              <w:left w:val="single" w:color="CCCCCC" w:sz="1"/>
+              <w:bottom w:val="single" w:color="CCCCCC" w:sz="1"/>
+              <w:right w:val="single" w:color="CCCCCC" w:sz="1"/>
+            </w:tcBorders>
+            <w:tcMar>
+              <w:top w:type="dxa" w:w="60"/>
+              <w:left w:type="dxa" w:w="80"/>
+              <w:bottom w:type="dxa" w:w="60"/>
+              <w:right w:type="dxa" w:w="80"/>
+            </w:tcMar>
+          </w:tcPr>
+          <w:p>
+            <w:pPr>
+              <w:jc w:val="center"/>
+            </w:pPr>
+            <w:r>
+              <w:rPr>
+                <w:rFonts w:ascii="Microsoft YaHei" w:cs="Microsoft YaHei" w:eastAsia="Microsoft YaHei" w:hAnsi="Microsoft YaHei"/>
+                <w:b w:val="false"/>
+                <w:bCs w:val="false"/>
+                <w:color w:val="000000"/>
+                <w:sz w:val="18"/>
+                <w:szCs w:val="18"/>
               </w:rPr>
               <w:t xml:space="preserve">1-0</w:t>
             </w:r>
@@ -6691,10 +6856,10 @@
                 <w:b w:val="false"/>
                 <w:bCs w:val="false"/>
                 <w:color w:val="000000"/>
-                <w:sz w:val="19"/>
-                <w:szCs w:val="19"/>
-              </w:rPr>
-              <w:t xml:space="preserve">上半场45'前破门→下半场穆西亚拉+维尔茨收割</w:t>
+                <w:sz w:val="18"/>
+                <w:szCs w:val="18"/>
+              </w:rPr>
+              <w:t xml:space="preserve">上半场定位球/头球(吕迪格/哈弗茨/塔vs巴拉圭5后卫)→穆西亚拉60'收割</w:t>
             </w:r>
           </w:p>
         </w:tc>
@@ -6726,8 +6891,8 @@
                 <w:b w:val="false"/>
                 <w:bCs w:val="false"/>
                 <w:color w:val="000000"/>
-                <w:sz w:val="19"/>
-                <w:szCs w:val="19"/>
+                <w:sz w:val="18"/>
+                <w:szCs w:val="18"/>
               </w:rPr>
               <w:t xml:space="preserve">备选</w:t>
             </w:r>
@@ -6759,10 +6924,10 @@
                 <w:b w:val="false"/>
                 <w:bCs w:val="false"/>
                 <w:color w:val="000000"/>
-                <w:sz w:val="19"/>
-                <w:szCs w:val="19"/>
-              </w:rPr>
-              <w:t xml:space="preserve">德国 2-0</w:t>
+                <w:sz w:val="18"/>
+                <w:szCs w:val="18"/>
+              </w:rPr>
+              <w:t xml:space="preserve">德国 1-0</w:t>
             </w:r>
           </w:p>
         </w:tc>
@@ -6792,10 +6957,10 @@
                 <w:b w:val="false"/>
                 <w:bCs w:val="false"/>
                 <w:color w:val="000000"/>
-                <w:sz w:val="19"/>
-                <w:szCs w:val="19"/>
-              </w:rPr>
-              <w:t xml:space="preserve">1-0</w:t>
+                <w:sz w:val="18"/>
+                <w:szCs w:val="18"/>
+              </w:rPr>
+              <w:t xml:space="preserve">0-0</w:t>
             </w:r>
           </w:p>
         </w:tc>
@@ -6825,10 +6990,10 @@
                 <w:b w:val="false"/>
                 <w:bCs w:val="false"/>
                 <w:color w:val="000000"/>
-                <w:sz w:val="19"/>
-                <w:szCs w:val="19"/>
-              </w:rPr>
-              <w:t xml:space="preserve">标准比分, 德国控制全场</w:t>
+                <w:sz w:val="18"/>
+                <w:szCs w:val="18"/>
+              </w:rPr>
+              <w:t xml:space="preserve">巴拉圭大巴守到60'→穆西亚拉上场→75'晚破门</w:t>
             </w:r>
           </w:p>
         </w:tc>
@@ -6859,8 +7024,8 @@
                 <w:b w:val="false"/>
                 <w:bCs w:val="false"/>
                 <w:color w:val="000000"/>
-                <w:sz w:val="19"/>
-                <w:szCs w:val="19"/>
+                <w:sz w:val="18"/>
+                <w:szCs w:val="18"/>
               </w:rPr>
               <w:t xml:space="preserve">备选</w:t>
             </w:r>
@@ -6891,8 +7056,8 @@
                 <w:b w:val="false"/>
                 <w:bCs w:val="false"/>
                 <w:color w:val="000000"/>
-                <w:sz w:val="19"/>
-                <w:szCs w:val="19"/>
+                <w:sz w:val="18"/>
+                <w:szCs w:val="18"/>
               </w:rPr>
               <w:t xml:space="preserve">德国 3-1</w:t>
             </w:r>
@@ -6923,8 +7088,8 @@
                 <w:b w:val="false"/>
                 <w:bCs w:val="false"/>
                 <w:color w:val="000000"/>
-                <w:sz w:val="19"/>
-                <w:szCs w:val="19"/>
+                <w:sz w:val="18"/>
+                <w:szCs w:val="18"/>
               </w:rPr>
               <w:t xml:space="preserve">2-0</w:t>
             </w:r>
@@ -6955,10 +7120,10 @@
                 <w:b w:val="false"/>
                 <w:bCs w:val="false"/>
                 <w:color w:val="000000"/>
-                <w:sz w:val="19"/>
-                <w:szCs w:val="19"/>
-              </w:rPr>
-              <w:t xml:space="preserve">阿尔米隆反击偷一个→德国仍稳赢</w:t>
+                <w:sz w:val="18"/>
+                <w:szCs w:val="18"/>
+              </w:rPr>
+              <w:t xml:space="preserve">防线失误被阿尔米隆偷一个→但德国火力仍进3球</w:t>
             </w:r>
           </w:p>
         </w:tc>
@@ -6990,8 +7155,8 @@
                 <w:b w:val="false"/>
                 <w:bCs w:val="false"/>
                 <w:color w:val="000000"/>
-                <w:sz w:val="19"/>
-                <w:szCs w:val="19"/>
+                <w:sz w:val="18"/>
+                <w:szCs w:val="18"/>
               </w:rPr>
               <w:t xml:space="preserve">备选</w:t>
             </w:r>
@@ -7023,10 +7188,10 @@
                 <w:b w:val="false"/>
                 <w:bCs w:val="false"/>
                 <w:color w:val="000000"/>
-                <w:sz w:val="19"/>
-                <w:szCs w:val="19"/>
-              </w:rPr>
-              <w:t xml:space="preserve">德国 2-1</w:t>
+                <w:sz w:val="18"/>
+                <w:szCs w:val="18"/>
+              </w:rPr>
+              <w:t xml:space="preserve">德国 3-0</w:t>
             </w:r>
           </w:p>
         </w:tc>
@@ -7056,10 +7221,10 @@
                 <w:b w:val="false"/>
                 <w:bCs w:val="false"/>
                 <w:color w:val="000000"/>
-                <w:sz w:val="19"/>
-                <w:szCs w:val="19"/>
-              </w:rPr>
-              <w:t xml:space="preserve">1-1</w:t>
+                <w:sz w:val="18"/>
+                <w:szCs w:val="18"/>
+              </w:rPr>
+              <w:t xml:space="preserve">1-0</w:t>
             </w:r>
           </w:p>
         </w:tc>
@@ -7089,10 +7254,10 @@
                 <w:b w:val="false"/>
                 <w:bCs w:val="false"/>
                 <w:color w:val="000000"/>
-                <w:sz w:val="19"/>
-                <w:szCs w:val="19"/>
-              </w:rPr>
-              <w:t xml:space="preserve">若巴拉圭先偷一个→德国逆转</w:t>
+                <w:sz w:val="18"/>
+                <w:szCs w:val="18"/>
+              </w:rPr>
+              <w:t xml:space="preserve">上半场早破门+穆西亚拉替补双杀=大胜(穆西亚拉替补降低此概率)</w:t>
             </w:r>
           </w:p>
         </w:tc>
@@ -7100,12 +7265,12 @@
     </w:tbl>
     <w:p>
       <w:pPr>
-        <w:spacing w:after="60" w:before="60"/>
+        <w:spacing w:after="50" w:before="50"/>
       </w:pPr>
     </w:p>
     <w:p>
       <w:pPr>
-        <w:spacing w:after="80" w:before="140"/>
+        <w:spacing w:after="60" w:before="120"/>
       </w:pPr>
       <w:r>
         <w:rPr>
@@ -7121,75 +7286,28 @@
     </w:p>
     <w:p>
       <w:pPr>
-        <w:spacing w:after="30" w:before="30"/>
+        <w:spacing w:after="25" w:before="25"/>
       </w:pPr>
       <w:r>
         <w:rPr>
           <w:rFonts w:ascii="Microsoft YaHei" w:cs="Microsoft YaHei" w:eastAsia="Microsoft YaHei" w:hAnsi="Microsoft YaHei"/>
-          <w:sz w:val="18"/>
-          <w:szCs w:val="18"/>
+          <w:sz w:val="17"/>
+          <w:szCs w:val="17"/>
         </w:rPr>
-        <w:t xml:space="preserve">巴拉圭大巴已验证(仅丢2球), 且德国刚被厄瓜多尔击败。但巴拉圭攻击力太弱(3场仅1球), 即使德国犯错也未必能转化为进球。参考巴西vs日本: 大巴可能先进球, 板凳深度决定逆转。最可能冷门: 1-1(德国加时胜)。</w:t>
+        <w:t xml:space="preserve">穆西亚拉替补大幅削弱德国首发破大巴能力。但巴拉圭攻击力太弱+穆西亚拉板凳核武器 → 德国即使僵局也有保险。最可能冷门: 1-1(德国加时胜)。</w:t>
       </w:r>
     </w:p>
     <w:p>
       <w:pPr>
-        <w:spacing w:after="60" w:before="60"/>
-      </w:pPr>
-    </w:p>
-    <w:p>
-      <w:pPr>
-        <w:spacing w:after="80" w:before="140"/>
+        <w:spacing w:after="25" w:before="25"/>
       </w:pPr>
       <w:r>
         <w:rPr>
           <w:rFonts w:ascii="Microsoft YaHei" w:cs="Microsoft YaHei" w:eastAsia="Microsoft YaHei" w:hAnsi="Microsoft YaHei"/>
-          <w:b/>
-          <w:bCs/>
-          <w:color w:val="C0392B"/>
-          <w:sz w:val="20"/>
-          <w:szCs w:val="20"/>
+          <w:sz w:val="17"/>
+          <w:szCs w:val="17"/>
         </w:rPr>
-        <w:t xml:space="preserve">核心要点</w:t>
-      </w:r>
-    </w:p>
-    <w:p>
-      <w:pPr>
-        <w:spacing w:after="30" w:before="30"/>
-      </w:pPr>
-      <w:r>
-        <w:rPr>
-          <w:rFonts w:ascii="Microsoft YaHei" w:cs="Microsoft YaHei" w:eastAsia="Microsoft YaHei" w:hAnsi="Microsoft YaHei"/>
-          <w:sz w:val="18"/>
-          <w:szCs w:val="18"/>
-        </w:rPr>
-        <w:t xml:space="preserve">• 强队分类: 德国 超级巨星型(Musiala€100M+Wirtz€100M→A+B满足, 可高看大胜)</w:t>
-      </w:r>
-    </w:p>
-    <w:p>
-      <w:pPr>
-        <w:spacing w:after="30" w:before="30"/>
-      </w:pPr>
-      <w:r>
-        <w:rPr>
-          <w:rFonts w:ascii="Microsoft YaHei" w:cs="Microsoft YaHei" w:eastAsia="Microsoft YaHei" w:hAnsi="Microsoft YaHei"/>
-          <w:sz w:val="18"/>
-          <w:szCs w:val="18"/>
-        </w:rPr>
-        <w:t xml:space="preserve">• 巴拉圭韧性: 4/5 (低位防守特优/前30分钟良好/速度反击良好/被压制不崩盘良好)</w:t>
-      </w:r>
-    </w:p>
-    <w:p>
-      <w:pPr>
-        <w:spacing w:after="30" w:before="30"/>
-      </w:pPr>
-      <w:r>
-        <w:rPr>
-          <w:rFonts w:ascii="Microsoft YaHei" w:cs="Microsoft YaHei" w:eastAsia="Microsoft YaHei" w:hAnsi="Microsoft YaHei"/>
-          <w:sz w:val="18"/>
-          <w:szCs w:val="18"/>
-        </w:rPr>
-        <w:t xml:space="preserve">• 关键博弈: 德国能否前45'破门? 越晚破门巴拉圭大巴越有信心</w:t>
+        <w:t xml:space="preserve">关键时间点: 45'半场0-0→纳格尔斯曼可能直接上穆西亚拉; 60'仍0-0→穆西亚拉必然登场。</w:t>
       </w:r>
     </w:p>
     <w:p>
@@ -7199,7 +7317,7 @@
     </w:p>
     <w:p>
       <w:pPr>
-        <w:spacing w:after="80" w:before="140"/>
+        <w:spacing w:after="60" w:before="120"/>
       </w:pPr>
       <w:r>
         <w:rPr>
@@ -7207,46 +7325,59 @@
           <w:b/>
           <w:bCs/>
           <w:color w:val="C0392B"/>
-          <w:sz w:val="22"/>
-          <w:szCs w:val="22"/>
+          <w:sz w:val="21"/>
+          <w:szCs w:val="21"/>
         </w:rPr>
         <w:t xml:space="preserve">比赛3: 荷兰 vs 摩洛哥 (09:00 BJT)</w:t>
       </w:r>
     </w:p>
     <w:p>
       <w:pPr>
-        <w:spacing w:after="30" w:before="30"/>
+        <w:spacing w:after="25" w:before="25"/>
       </w:pPr>
       <w:r>
         <w:rPr>
           <w:rFonts w:ascii="Microsoft YaHei" w:cs="Microsoft YaHei" w:eastAsia="Microsoft YaHei" w:hAnsi="Microsoft YaHei"/>
-          <w:sz w:val="17"/>
-          <w:szCs w:val="17"/>
+          <w:sz w:val="16"/>
+          <w:szCs w:val="16"/>
         </w:rPr>
         <w:t xml:space="preserve">场地: 西班牙对外银行体育场, 蒙特雷, 墨西哥 | 身价比: 荷兰€754M vs 摩洛哥€448M = 1.7:1</w:t>
       </w:r>
     </w:p>
     <w:p>
       <w:pPr>
-        <w:spacing w:after="30" w:before="30"/>
+        <w:spacing w:after="25" w:before="25"/>
       </w:pPr>
       <w:r>
         <w:rPr>
           <w:rFonts w:ascii="Microsoft YaHei" w:cs="Microsoft YaHei" w:eastAsia="Microsoft YaHei" w:hAnsi="Microsoft YaHei"/>
-          <w:sz w:val="17"/>
-          <w:szCs w:val="17"/>
+          <w:sz w:val="16"/>
+          <w:szCs w:val="16"/>
         </w:rPr>
         <w:t xml:space="preserve">晋级奖励: 16强对阵 加拿大</w:t>
       </w:r>
     </w:p>
     <w:p>
       <w:pPr>
-        <w:spacing w:after="60" w:before="60"/>
+        <w:spacing w:after="25" w:before="25"/>
+      </w:pPr>
+      <w:r>
+        <w:rPr>
+          <w:rFonts w:ascii="Microsoft YaHei" w:cs="Microsoft YaHei" w:eastAsia="Microsoft YaHei" w:hAnsi="Microsoft YaHei"/>
+          <w:sz w:val="15"/>
+          <w:szCs w:val="15"/>
+        </w:rPr>
+        <w:t xml:space="preserve">首发: 尚未公布(ESPN roster仍为空)。开赛前60-90分钟更新。</w:t>
+      </w:r>
+    </w:p>
+    <w:p>
+      <w:pPr>
+        <w:spacing w:after="50" w:before="50"/>
       </w:pPr>
     </w:p>
     <w:p>
       <w:pPr>
-        <w:spacing w:after="80" w:before="140"/>
+        <w:spacing w:after="60" w:before="120"/>
       </w:pPr>
       <w:r>
         <w:rPr>
@@ -7304,8 +7435,8 @@
                 <w:b/>
                 <w:bCs/>
                 <w:color w:val="FFFFFF"/>
-                <w:sz w:val="19"/>
-                <w:szCs w:val="19"/>
+                <w:sz w:val="18"/>
+                <w:szCs w:val="18"/>
               </w:rPr>
               <w:t xml:space="preserve">因素</w:t>
             </w:r>
@@ -7337,8 +7468,8 @@
                 <w:b/>
                 <w:bCs/>
                 <w:color w:val="FFFFFF"/>
-                <w:sz w:val="19"/>
-                <w:szCs w:val="19"/>
+                <w:sz w:val="18"/>
+                <w:szCs w:val="18"/>
               </w:rPr>
               <w:t xml:space="preserve">方向</w:t>
             </w:r>
@@ -7370,8 +7501,8 @@
                 <w:b/>
                 <w:bCs/>
                 <w:color w:val="FFFFFF"/>
-                <w:sz w:val="19"/>
-                <w:szCs w:val="19"/>
+                <w:sz w:val="18"/>
+                <w:szCs w:val="18"/>
               </w:rPr>
               <w:t xml:space="preserve">理由</w:t>
             </w:r>
@@ -7404,8 +7535,8 @@
                 <w:b w:val="false"/>
                 <w:bCs w:val="false"/>
                 <w:color w:val="000000"/>
-                <w:sz w:val="19"/>
-                <w:szCs w:val="19"/>
+                <w:sz w:val="18"/>
+                <w:szCs w:val="18"/>
               </w:rPr>
               <w:t xml:space="preserve">身价比1.7:1</w:t>
             </w:r>
@@ -7436,8 +7567,8 @@
                 <w:b w:val="false"/>
                 <w:bCs w:val="false"/>
                 <w:color w:val="000000"/>
-                <w:sz w:val="19"/>
-                <w:szCs w:val="19"/>
+                <w:sz w:val="18"/>
+                <w:szCs w:val="18"/>
               </w:rPr>
               <w:t xml:space="preserve">荷兰 ★</w:t>
             </w:r>
@@ -7468,8 +7599,8 @@
                 <w:b w:val="false"/>
                 <w:bCs w:val="false"/>
                 <w:color w:val="000000"/>
-                <w:sz w:val="19"/>
-                <w:szCs w:val="19"/>
+                <w:sz w:val="18"/>
+                <w:szCs w:val="18"/>
               </w:rPr>
               <w:t xml:space="preserve">接近, 但荷兰略有优势</w:t>
             </w:r>
@@ -7503,8 +7634,8 @@
                 <w:b w:val="false"/>
                 <w:bCs w:val="false"/>
                 <w:color w:val="000000"/>
-                <w:sz w:val="19"/>
-                <w:szCs w:val="19"/>
+                <w:sz w:val="18"/>
+                <w:szCs w:val="18"/>
               </w:rPr>
               <w:t xml:space="preserve">摩洛哥1-1逼平巴西</w:t>
             </w:r>
@@ -7536,8 +7667,8 @@
                 <w:b w:val="false"/>
                 <w:bCs w:val="false"/>
                 <w:color w:val="000000"/>
-                <w:sz w:val="19"/>
-                <w:szCs w:val="19"/>
+                <w:sz w:val="18"/>
+                <w:szCs w:val="18"/>
               </w:rPr>
               <w:t xml:space="preserve">摩洛哥 ★★★</w:t>
             </w:r>
@@ -7569,8 +7700,8 @@
                 <w:b w:val="false"/>
                 <w:bCs w:val="false"/>
                 <w:color w:val="000000"/>
-                <w:sz w:val="19"/>
-                <w:szCs w:val="19"/>
+                <w:sz w:val="18"/>
+                <w:szCs w:val="18"/>
               </w:rPr>
               <w:t xml:space="preserve">已验证对超巨级的大巴</w:t>
             </w:r>
@@ -7603,8 +7734,8 @@
                 <w:b w:val="false"/>
                 <w:bCs w:val="false"/>
                 <w:color w:val="000000"/>
-                <w:sz w:val="19"/>
-                <w:szCs w:val="19"/>
+                <w:sz w:val="18"/>
+                <w:szCs w:val="18"/>
               </w:rPr>
               <w:t xml:space="preserve">赛巴里状态(3场3球)</w:t>
             </w:r>
@@ -7635,8 +7766,8 @@
                 <w:b w:val="false"/>
                 <w:bCs w:val="false"/>
                 <w:color w:val="000000"/>
-                <w:sz w:val="19"/>
-                <w:szCs w:val="19"/>
+                <w:sz w:val="18"/>
+                <w:szCs w:val="18"/>
               </w:rPr>
               <w:t xml:space="preserve">摩洛哥 ★★</w:t>
             </w:r>
@@ -7667,8 +7798,8 @@
                 <w:b w:val="false"/>
                 <w:bCs w:val="false"/>
                 <w:color w:val="000000"/>
-                <w:sz w:val="19"/>
-                <w:szCs w:val="19"/>
+                <w:sz w:val="18"/>
+                <w:szCs w:val="18"/>
               </w:rPr>
               <w:t xml:space="preserve">攻击线有破局者</w:t>
             </w:r>
@@ -7702,8 +7833,8 @@
                 <w:b w:val="false"/>
                 <w:bCs w:val="false"/>
                 <w:color w:val="000000"/>
-                <w:sz w:val="19"/>
-                <w:szCs w:val="19"/>
+                <w:sz w:val="18"/>
+                <w:szCs w:val="18"/>
               </w:rPr>
               <w:t xml:space="preserve">荷兰10球攻击力</w:t>
             </w:r>
@@ -7735,8 +7866,8 @@
                 <w:b w:val="false"/>
                 <w:bCs w:val="false"/>
                 <w:color w:val="000000"/>
-                <w:sz w:val="19"/>
-                <w:szCs w:val="19"/>
+                <w:sz w:val="18"/>
+                <w:szCs w:val="18"/>
               </w:rPr>
               <w:t xml:space="preserve">荷兰 ★★</w:t>
             </w:r>
@@ -7768,8 +7899,8 @@
                 <w:b w:val="false"/>
                 <w:bCs w:val="false"/>
                 <w:color w:val="000000"/>
-                <w:sz w:val="19"/>
-                <w:szCs w:val="19"/>
+                <w:sz w:val="18"/>
+                <w:szCs w:val="18"/>
               </w:rPr>
               <w:t xml:space="preserve">但对手中仅一个强队(日本)</w:t>
             </w:r>
@@ -7802,8 +7933,8 @@
                 <w:b w:val="false"/>
                 <w:bCs w:val="false"/>
                 <w:color w:val="000000"/>
-                <w:sz w:val="19"/>
-                <w:szCs w:val="19"/>
+                <w:sz w:val="18"/>
+                <w:szCs w:val="18"/>
               </w:rPr>
               <w:t xml:space="preserve">荷兰对日本2-2防守不稳</w:t>
             </w:r>
@@ -7834,8 +7965,8 @@
                 <w:b w:val="false"/>
                 <w:bCs w:val="false"/>
                 <w:color w:val="000000"/>
-                <w:sz w:val="19"/>
-                <w:szCs w:val="19"/>
+                <w:sz w:val="18"/>
+                <w:szCs w:val="18"/>
               </w:rPr>
               <w:t xml:space="preserve">摩洛哥 ★★</w:t>
             </w:r>
@@ -7866,8 +7997,8 @@
                 <w:b w:val="false"/>
                 <w:bCs w:val="false"/>
                 <w:color w:val="000000"/>
-                <w:sz w:val="19"/>
-                <w:szCs w:val="19"/>
+                <w:sz w:val="18"/>
+                <w:szCs w:val="18"/>
               </w:rPr>
               <w:t xml:space="preserve">摩洛哥反击质量高于日本(Achraf+Diaz)</w:t>
             </w:r>
@@ -7901,8 +8032,8 @@
                 <w:b w:val="false"/>
                 <w:bCs w:val="false"/>
                 <w:color w:val="000000"/>
-                <w:sz w:val="19"/>
-                <w:szCs w:val="19"/>
+                <w:sz w:val="18"/>
+                <w:szCs w:val="18"/>
               </w:rPr>
               <w:t xml:space="preserve">摩洛哥2022四强经验</w:t>
             </w:r>
@@ -7934,8 +8065,8 @@
                 <w:b w:val="false"/>
                 <w:bCs w:val="false"/>
                 <w:color w:val="000000"/>
-                <w:sz w:val="19"/>
-                <w:szCs w:val="19"/>
+                <w:sz w:val="18"/>
+                <w:szCs w:val="18"/>
               </w:rPr>
               <w:t xml:space="preserve">摩洛哥 ★★</w:t>
             </w:r>
@@ -7967,8 +8098,8 @@
                 <w:b w:val="false"/>
                 <w:bCs w:val="false"/>
                 <w:color w:val="000000"/>
-                <w:sz w:val="19"/>
-                <w:szCs w:val="19"/>
+                <w:sz w:val="18"/>
+                <w:szCs w:val="18"/>
               </w:rPr>
               <w:t xml:space="preserve">淘汰赛经验远超小组赛球队</w:t>
             </w:r>
@@ -8001,8 +8132,8 @@
                 <w:b w:val="false"/>
                 <w:bCs w:val="false"/>
                 <w:color w:val="000000"/>
-                <w:sz w:val="19"/>
-                <w:szCs w:val="19"/>
+                <w:sz w:val="18"/>
+                <w:szCs w:val="18"/>
               </w:rPr>
               <w:t xml:space="preserve">范戴克防空vs摩洛哥定位球</w:t>
             </w:r>
@@ -8033,8 +8164,8 @@
                 <w:b w:val="false"/>
                 <w:bCs w:val="false"/>
                 <w:color w:val="000000"/>
-                <w:sz w:val="19"/>
-                <w:szCs w:val="19"/>
+                <w:sz w:val="18"/>
+                <w:szCs w:val="18"/>
               </w:rPr>
               <w:t xml:space="preserve">摩洛哥 ★</w:t>
             </w:r>
@@ -8065,8 +8196,8 @@
                 <w:b w:val="false"/>
                 <w:bCs w:val="false"/>
                 <w:color w:val="000000"/>
-                <w:sz w:val="19"/>
-                <w:szCs w:val="19"/>
+                <w:sz w:val="18"/>
+                <w:szCs w:val="18"/>
               </w:rPr>
               <w:t xml:space="preserve">定位球是关键交锋</w:t>
             </w:r>
@@ -8076,12 +8207,12 @@
     </w:tbl>
     <w:p>
       <w:pPr>
-        <w:spacing w:after="60" w:before="60"/>
+        <w:spacing w:after="50" w:before="50"/>
       </w:pPr>
     </w:p>
     <w:p>
       <w:pPr>
-        <w:spacing w:after="80" w:before="140"/>
+        <w:spacing w:after="60" w:before="120"/>
       </w:pPr>
       <w:r>
         <w:rPr>
@@ -8140,8 +8271,8 @@
                 <w:b/>
                 <w:bCs/>
                 <w:color w:val="FFFFFF"/>
-                <w:sz w:val="19"/>
-                <w:szCs w:val="19"/>
+                <w:sz w:val="18"/>
+                <w:szCs w:val="18"/>
               </w:rPr>
               <w:t xml:space="preserve">类型</w:t>
             </w:r>
@@ -8173,8 +8304,8 @@
                 <w:b/>
                 <w:bCs/>
                 <w:color w:val="FFFFFF"/>
-                <w:sz w:val="19"/>
-                <w:szCs w:val="19"/>
+                <w:sz w:val="18"/>
+                <w:szCs w:val="18"/>
               </w:rPr>
               <w:t xml:space="preserve">比分(常规)</w:t>
             </w:r>
@@ -8206,8 +8337,8 @@
                 <w:b/>
                 <w:bCs/>
                 <w:color w:val="FFFFFF"/>
-                <w:sz w:val="19"/>
-                <w:szCs w:val="19"/>
+                <w:sz w:val="18"/>
+                <w:szCs w:val="18"/>
               </w:rPr>
               <w:t xml:space="preserve">半场</w:t>
             </w:r>
@@ -8239,8 +8370,8 @@
                 <w:b/>
                 <w:bCs/>
                 <w:color w:val="FFFFFF"/>
-                <w:sz w:val="19"/>
-                <w:szCs w:val="19"/>
+                <w:sz w:val="18"/>
+                <w:szCs w:val="18"/>
               </w:rPr>
               <w:t xml:space="preserve">说明</w:t>
             </w:r>
@@ -8273,8 +8404,8 @@
                 <w:b w:val="false"/>
                 <w:bCs w:val="false"/>
                 <w:color w:val="000000"/>
-                <w:sz w:val="19"/>
-                <w:szCs w:val="19"/>
+                <w:sz w:val="18"/>
+                <w:szCs w:val="18"/>
               </w:rPr>
               <w:t xml:space="preserve">首选</w:t>
             </w:r>
@@ -8305,8 +8436,8 @@
                 <w:b w:val="false"/>
                 <w:bCs w:val="false"/>
                 <w:color w:val="000000"/>
-                <w:sz w:val="19"/>
-                <w:szCs w:val="19"/>
+                <w:sz w:val="18"/>
+                <w:szCs w:val="18"/>
               </w:rPr>
               <w:t xml:space="preserve">1-1</w:t>
             </w:r>
@@ -8337,8 +8468,8 @@
                 <w:b w:val="false"/>
                 <w:bCs w:val="false"/>
                 <w:color w:val="000000"/>
-                <w:sz w:val="19"/>
-                <w:szCs w:val="19"/>
+                <w:sz w:val="18"/>
+                <w:szCs w:val="18"/>
               </w:rPr>
               <w:t xml:space="preserve">0-0</w:t>
             </w:r>
@@ -8369,8 +8500,8 @@
                 <w:b w:val="false"/>
                 <w:bCs w:val="false"/>
                 <w:color w:val="000000"/>
-                <w:sz w:val="19"/>
-                <w:szCs w:val="19"/>
+                <w:sz w:val="18"/>
+                <w:szCs w:val="18"/>
               </w:rPr>
               <w:t xml:space="preserve">摩洛哥大巴+荷兰攻击→加时荷兰深度优势</w:t>
             </w:r>
@@ -8404,8 +8535,8 @@
                 <w:b w:val="false"/>
                 <w:bCs w:val="false"/>
                 <w:color w:val="000000"/>
-                <w:sz w:val="19"/>
-                <w:szCs w:val="19"/>
+                <w:sz w:val="18"/>
+                <w:szCs w:val="18"/>
               </w:rPr>
               <w:t xml:space="preserve">备选</w:t>
             </w:r>
@@ -8437,8 +8568,8 @@
                 <w:b w:val="false"/>
                 <w:bCs w:val="false"/>
                 <w:color w:val="000000"/>
-                <w:sz w:val="19"/>
-                <w:szCs w:val="19"/>
+                <w:sz w:val="18"/>
+                <w:szCs w:val="18"/>
               </w:rPr>
               <w:t xml:space="preserve">荷兰 1-0</w:t>
             </w:r>
@@ -8470,8 +8601,8 @@
                 <w:b w:val="false"/>
                 <w:bCs w:val="false"/>
                 <w:color w:val="000000"/>
-                <w:sz w:val="19"/>
-                <w:szCs w:val="19"/>
+                <w:sz w:val="18"/>
+                <w:szCs w:val="18"/>
               </w:rPr>
               <w:t xml:space="preserve">0-0</w:t>
             </w:r>
@@ -8503,8 +8634,8 @@
                 <w:b w:val="false"/>
                 <w:bCs w:val="false"/>
                 <w:color w:val="000000"/>
-                <w:sz w:val="19"/>
-                <w:szCs w:val="19"/>
+                <w:sz w:val="18"/>
+                <w:szCs w:val="18"/>
               </w:rPr>
               <w:t xml:space="preserve">哈克波个人能力破大巴</w:t>
             </w:r>
@@ -8537,8 +8668,8 @@
                 <w:b w:val="false"/>
                 <w:bCs w:val="false"/>
                 <w:color w:val="000000"/>
-                <w:sz w:val="19"/>
-                <w:szCs w:val="19"/>
+                <w:sz w:val="18"/>
+                <w:szCs w:val="18"/>
               </w:rPr>
               <w:t xml:space="preserve">备选</w:t>
             </w:r>
@@ -8569,8 +8700,8 @@
                 <w:b w:val="false"/>
                 <w:bCs w:val="false"/>
                 <w:color w:val="000000"/>
-                <w:sz w:val="19"/>
-                <w:szCs w:val="19"/>
+                <w:sz w:val="18"/>
+                <w:szCs w:val="18"/>
               </w:rPr>
               <w:t xml:space="preserve">0-0</w:t>
             </w:r>
@@ -8601,8 +8732,8 @@
                 <w:b w:val="false"/>
                 <w:bCs w:val="false"/>
                 <w:color w:val="000000"/>
-                <w:sz w:val="19"/>
-                <w:szCs w:val="19"/>
+                <w:sz w:val="18"/>
+                <w:szCs w:val="18"/>
               </w:rPr>
               <w:t xml:space="preserve">0-0</w:t>
             </w:r>
@@ -8633,8 +8764,8 @@
                 <w:b w:val="false"/>
                 <w:bCs w:val="false"/>
                 <w:color w:val="000000"/>
-                <w:sz w:val="19"/>
-                <w:szCs w:val="19"/>
+                <w:sz w:val="18"/>
+                <w:szCs w:val="18"/>
               </w:rPr>
               <w:t xml:space="preserve">双方保守→点球(布努vs弗莱肯)</w:t>
             </w:r>
@@ -8668,8 +8799,8 @@
                 <w:b w:val="false"/>
                 <w:bCs w:val="false"/>
                 <w:color w:val="000000"/>
-                <w:sz w:val="19"/>
-                <w:szCs w:val="19"/>
+                <w:sz w:val="18"/>
+                <w:szCs w:val="18"/>
               </w:rPr>
               <w:t xml:space="preserve">备选</w:t>
             </w:r>
@@ -8701,8 +8832,8 @@
                 <w:b w:val="false"/>
                 <w:bCs w:val="false"/>
                 <w:color w:val="000000"/>
-                <w:sz w:val="19"/>
-                <w:szCs w:val="19"/>
+                <w:sz w:val="18"/>
+                <w:szCs w:val="18"/>
               </w:rPr>
               <w:t xml:space="preserve">摩洛哥 1-0</w:t>
             </w:r>
@@ -8734,8 +8865,8 @@
                 <w:b w:val="false"/>
                 <w:bCs w:val="false"/>
                 <w:color w:val="000000"/>
-                <w:sz w:val="19"/>
-                <w:szCs w:val="19"/>
+                <w:sz w:val="18"/>
+                <w:szCs w:val="18"/>
               </w:rPr>
               <w:t xml:space="preserve">0-0</w:t>
             </w:r>
@@ -8767,8 +8898,8 @@
                 <w:b w:val="false"/>
                 <w:bCs w:val="false"/>
                 <w:color w:val="000000"/>
-                <w:sz w:val="19"/>
-                <w:szCs w:val="19"/>
+                <w:sz w:val="18"/>
+                <w:szCs w:val="18"/>
               </w:rPr>
               <w:t xml:space="preserve">赛巴里反击/定位球→大巴死守全场</w:t>
             </w:r>
@@ -8778,12 +8909,12 @@
     </w:tbl>
     <w:p>
       <w:pPr>
-        <w:spacing w:after="60" w:before="60"/>
+        <w:spacing w:after="50" w:before="50"/>
       </w:pPr>
     </w:p>
     <w:p>
       <w:pPr>
-        <w:spacing w:after="80" w:before="140"/>
+        <w:spacing w:after="60" w:before="120"/>
       </w:pPr>
       <w:r>
         <w:rPr>
@@ -8841,8 +8972,8 @@
                 <w:b/>
                 <w:bCs/>
                 <w:color w:val="FFFFFF"/>
-                <w:sz w:val="19"/>
-                <w:szCs w:val="19"/>
+                <w:sz w:val="18"/>
+                <w:szCs w:val="18"/>
               </w:rPr>
               <w:t xml:space="preserve">类型</w:t>
             </w:r>
@@ -8874,8 +9005,8 @@
                 <w:b/>
                 <w:bCs/>
                 <w:color w:val="FFFFFF"/>
-                <w:sz w:val="19"/>
-                <w:szCs w:val="19"/>
+                <w:sz w:val="18"/>
+                <w:szCs w:val="18"/>
               </w:rPr>
               <w:t xml:space="preserve">晋级方</w:t>
             </w:r>
@@ -8907,8 +9038,8 @@
                 <w:b/>
                 <w:bCs/>
                 <w:color w:val="FFFFFF"/>
-                <w:sz w:val="19"/>
-                <w:szCs w:val="19"/>
+                <w:sz w:val="18"/>
+                <w:szCs w:val="18"/>
               </w:rPr>
               <w:t xml:space="preserve">方式</w:t>
             </w:r>
@@ -8941,8 +9072,8 @@
                 <w:b w:val="false"/>
                 <w:bCs w:val="false"/>
                 <w:color w:val="000000"/>
-                <w:sz w:val="19"/>
-                <w:szCs w:val="19"/>
+                <w:sz w:val="18"/>
+                <w:szCs w:val="18"/>
               </w:rPr>
               <w:t xml:space="preserve">首选</w:t>
             </w:r>
@@ -8973,8 +9104,8 @@
                 <w:b w:val="false"/>
                 <w:bCs w:val="false"/>
                 <w:color w:val="000000"/>
-                <w:sz w:val="19"/>
-                <w:szCs w:val="19"/>
+                <w:sz w:val="18"/>
+                <w:szCs w:val="18"/>
               </w:rPr>
               <w:t xml:space="preserve">荷兰</w:t>
             </w:r>
@@ -9005,8 +9136,8 @@
                 <w:b w:val="false"/>
                 <w:bCs w:val="false"/>
                 <w:color w:val="000000"/>
-                <w:sz w:val="19"/>
-                <w:szCs w:val="19"/>
+                <w:sz w:val="18"/>
+                <w:szCs w:val="18"/>
               </w:rPr>
               <w:t xml:space="preserve">加时赛 (阵容深度优势)</w:t>
             </w:r>
@@ -9040,8 +9171,8 @@
                 <w:b w:val="false"/>
                 <w:bCs w:val="false"/>
                 <w:color w:val="000000"/>
-                <w:sz w:val="19"/>
-                <w:szCs w:val="19"/>
+                <w:sz w:val="18"/>
+                <w:szCs w:val="18"/>
               </w:rPr>
               <w:t xml:space="preserve">备选</w:t>
             </w:r>
@@ -9073,8 +9204,8 @@
                 <w:b w:val="false"/>
                 <w:bCs w:val="false"/>
                 <w:color w:val="000000"/>
-                <w:sz w:val="19"/>
-                <w:szCs w:val="19"/>
+                <w:sz w:val="18"/>
+                <w:szCs w:val="18"/>
               </w:rPr>
               <w:t xml:space="preserve">荷兰</w:t>
             </w:r>
@@ -9106,8 +9237,8 @@
                 <w:b w:val="false"/>
                 <w:bCs w:val="false"/>
                 <w:color w:val="000000"/>
-                <w:sz w:val="19"/>
-                <w:szCs w:val="19"/>
+                <w:sz w:val="18"/>
+                <w:szCs w:val="18"/>
               </w:rPr>
               <w:t xml:space="preserve">常规时间1-0</w:t>
             </w:r>
@@ -9140,8 +9271,8 @@
                 <w:b w:val="false"/>
                 <w:bCs w:val="false"/>
                 <w:color w:val="000000"/>
-                <w:sz w:val="19"/>
-                <w:szCs w:val="19"/>
+                <w:sz w:val="18"/>
+                <w:szCs w:val="18"/>
               </w:rPr>
               <w:t xml:space="preserve">冷门</w:t>
             </w:r>
@@ -9172,8 +9303,8 @@
                 <w:b w:val="false"/>
                 <w:bCs w:val="false"/>
                 <w:color w:val="000000"/>
-                <w:sz w:val="19"/>
-                <w:szCs w:val="19"/>
+                <w:sz w:val="18"/>
+                <w:szCs w:val="18"/>
               </w:rPr>
               <w:t xml:space="preserve">摩洛哥</w:t>
             </w:r>
@@ -9204,8 +9335,8 @@
                 <w:b w:val="false"/>
                 <w:bCs w:val="false"/>
                 <w:color w:val="000000"/>
-                <w:sz w:val="19"/>
-                <w:szCs w:val="19"/>
+                <w:sz w:val="18"/>
+                <w:szCs w:val="18"/>
               </w:rPr>
               <w:t xml:space="preserve">常规时间1-0 或 点球</w:t>
             </w:r>
@@ -9215,12 +9346,12 @@
     </w:tbl>
     <w:p>
       <w:pPr>
-        <w:spacing w:after="60" w:before="60"/>
+        <w:spacing w:after="50" w:before="50"/>
       </w:pPr>
     </w:p>
     <w:p>
       <w:pPr>
-        <w:spacing w:after="80" w:before="140"/>
+        <w:spacing w:after="60" w:before="120"/>
       </w:pPr>
       <w:r>
         <w:rPr>
@@ -9236,38 +9367,39 @@
     </w:p>
     <w:p>
       <w:pPr>
-        <w:spacing w:after="30" w:before="30"/>
+        <w:spacing w:after="25" w:before="25"/>
       </w:pPr>
       <w:r>
         <w:rPr>
           <w:rFonts w:ascii="Microsoft YaHei" w:cs="Microsoft YaHei" w:eastAsia="Microsoft YaHei" w:hAnsi="Microsoft YaHei"/>
-          <w:sz w:val="18"/>
-          <w:szCs w:val="18"/>
+          <w:sz w:val="17"/>
+          <w:szCs w:val="17"/>
         </w:rPr>
-        <w:t xml:space="preserve">身价仅1.7:1 &lt; 3:1 → 任何结果都可能。摩洛哥2022四强+本届逼平巴西, 大巴质量甚至高于日本。荷兰虽有更强攻击力(3场10球)但对日本丢2球暴露防守弱点。博彩市场定价摩洛哥略优需认真对待。</w:t>
+        <w:t xml:space="preserve">身价仅1.7:1 → 任何结果都可能。摩洛哥2022四强+本届逼平巴西, 大巴质量甚至高于日本。荷兰虽有更强攻击力但对日本丢2球暴露防守弱点。博彩市场定价摩洛哥略优需认真对待。</w:t>
       </w:r>
     </w:p>
     <w:p>
       <w:pPr>
-        <w:spacing w:after="30" w:before="30"/>
+        <w:spacing w:after="25" w:before="25"/>
       </w:pPr>
       <w:r>
         <w:rPr>
           <w:rFonts w:ascii="Microsoft YaHei" w:cs="Microsoft YaHei" w:eastAsia="Microsoft YaHei" w:hAnsi="Microsoft YaHei"/>
-          <w:sz w:val="18"/>
-          <w:szCs w:val="18"/>
+          <w:sz w:val="17"/>
+          <w:szCs w:val="17"/>
         </w:rPr>
-        <w:t xml:space="preserve">巴西vs日本的逆转提醒: 淘汰赛大巴队唯一弱点是板凳深度, 这是荷兰相对摩洛哥的最大优势。</w:t>
+        <w:t xml:space="preserve">巴西vs日本教训: 淘汰赛大巴队唯一弱点是板凳深度, 这是荷兰相对摩洛哥的最大优势。</w:t>
       </w:r>
     </w:p>
+    17
     <w:p>
       <w:pPr>
-        <w:spacing w:after="60" w:before="60"/>
+        <w:spacing w:after="50" w:before="50"/>
       </w:pPr>
     </w:p>
     <w:p>
       <w:pPr>
-        <w:spacing w:after="80" w:before="140"/>
+        <w:spacing w:after="60" w:before="120"/>
       </w:pPr>
       <w:r>
         <w:rPr>
@@ -9275,68 +9407,8 @@
           <w:b/>
           <w:bCs/>
           <w:color w:val="C0392B"/>
-          <w:sz w:val="20"/>
-          <w:szCs w:val="20"/>
-        </w:rPr>
-        <w:t xml:space="preserve">核心要点</w:t>
-      </w:r>
-    </w:p>
-    <w:p>
-      <w:pPr>
-        <w:spacing w:after="30" w:before="30"/>
-      </w:pPr>
-      <w:r>
-        <w:rPr>
-          <w:rFonts w:ascii="Microsoft YaHei" w:cs="Microsoft YaHei" w:eastAsia="Microsoft YaHei" w:hAnsi="Microsoft YaHei"/>
-          <w:sz w:val="18"/>
-          <w:szCs w:val="18"/>
-        </w:rPr>
-        <w:t xml:space="preserve">• 强队分类: 荷兰 体系型(仅哈克波1超巨, 防小胜/防平局) | 摩洛哥 大巴+高质量反击(对荷兰有真正取胜能力)</w:t>
-      </w:r>
-    </w:p>
-    <w:p>
-      <w:pPr>
-        <w:spacing w:after="30" w:before="30"/>
-      </w:pPr>
-      <w:r>
-        <w:rPr>
-          <w:rFonts w:ascii="Microsoft YaHei" w:cs="Microsoft YaHei" w:eastAsia="Microsoft YaHei" w:hAnsi="Microsoft YaHei"/>
-          <w:sz w:val="18"/>
-          <w:szCs w:val="18"/>
-        </w:rPr>
-        <w:t xml:space="preserve">• 摩洛哥韧性: 5/5 (全部特优—低位防守/速度反击/定位球/前30分钟/被压制不崩盘)</w:t>
-      </w:r>
-    </w:p>
-    <w:p>
-      <w:pPr>
-        <w:spacing w:after="30" w:before="30"/>
-      </w:pPr>
-      <w:r>
-        <w:rPr>
-          <w:rFonts w:ascii="Microsoft YaHei" w:cs="Microsoft YaHei" w:eastAsia="Microsoft YaHei" w:hAnsi="Microsoft YaHei"/>
-          <w:sz w:val="18"/>
-          <w:szCs w:val="18"/>
-        </w:rPr>
-        <w:t xml:space="preserve">• 关键博弈: 谁会先破门? 摩洛哥领先→防守升级; 荷兰领先→对日本也被扳平</w:t>
-      </w:r>
-    </w:p>
-    <w:p>
-      <w:pPr>
-        <w:spacing w:after="60" w:before="60"/>
-      </w:pPr>
-    </w:p>
-    <w:p>
-      <w:pPr>
-        <w:spacing w:after="80" w:before="140"/>
-      </w:pPr>
-      <w:r>
-        <w:rPr>
-          <w:rFonts w:ascii="Microsoft YaHei" w:cs="Microsoft YaHei" w:eastAsia="Microsoft YaHei" w:hAnsi="Microsoft YaHei"/>
-          <w:b/>
-          <w:bCs/>
-          <w:color w:val="C0392B"/>
-          <w:sz w:val="22"/>
-          <w:szCs w:val="22"/>
+          <w:sz w:val="21"/>
+          <w:szCs w:val="21"/>
         </w:rPr>
         <w:t xml:space="preserve">淘汰赛路径</w:t>
       </w:r>
@@ -9384,8 +9456,8 @@
                 <w:b/>
                 <w:bCs/>
                 <w:color w:val="FFFFFF"/>
-                <w:sz w:val="19"/>
-                <w:szCs w:val="19"/>
+                <w:sz w:val="18"/>
+                <w:szCs w:val="18"/>
               </w:rPr>
               <w:t xml:space="preserve">路径</w:t>
             </w:r>
@@ -9417,8 +9489,8 @@
                 <w:b/>
                 <w:bCs/>
                 <w:color w:val="FFFFFF"/>
-                <w:sz w:val="19"/>
-                <w:szCs w:val="19"/>
+                <w:sz w:val="18"/>
+                <w:szCs w:val="18"/>
               </w:rPr>
               <w:t xml:space="preserve">难度</w:t>
             </w:r>
@@ -9451,8 +9523,8 @@
                 <w:b w:val="false"/>
                 <w:bCs w:val="false"/>
                 <w:color w:val="000000"/>
-                <w:sz w:val="19"/>
-                <w:szCs w:val="19"/>
+                <w:sz w:val="18"/>
+                <w:szCs w:val="18"/>
               </w:rPr>
               <w:t xml:space="preserve">巴西(已晋级)→R16→科特迪瓦/挪威→QF碰德国区</w:t>
             </w:r>
@@ -9483,8 +9555,8 @@
                 <w:b w:val="false"/>
                 <w:bCs w:val="false"/>
                 <w:color w:val="000000"/>
-                <w:sz w:val="19"/>
-                <w:szCs w:val="19"/>
+                <w:sz w:val="18"/>
+                <w:szCs w:val="18"/>
               </w:rPr>
               <w:t xml:space="preserve">中</w:t>
             </w:r>
@@ -9518,8 +9590,8 @@
                 <w:b w:val="false"/>
                 <w:bCs w:val="false"/>
                 <w:color w:val="000000"/>
-                <w:sz w:val="19"/>
-                <w:szCs w:val="19"/>
+                <w:sz w:val="18"/>
+                <w:szCs w:val="18"/>
               </w:rPr>
               <w:t xml:space="preserve">德国方向→大概率法国(€1.52B, 48队第一)</w:t>
             </w:r>
@@ -9551,8 +9623,8 @@
                 <w:b/>
                 <w:bCs/>
                 <w:color w:val="C0392B"/>
-                <w:sz w:val="19"/>
-                <w:szCs w:val="19"/>
+                <w:sz w:val="18"/>
+                <w:szCs w:val="18"/>
               </w:rPr>
               <w:t xml:space="preserve">极高!</w:t>
             </w:r>
@@ -9585,8 +9657,8 @@
                 <w:b w:val="false"/>
                 <w:bCs w:val="false"/>
                 <w:color w:val="000000"/>
-                <w:sz w:val="19"/>
-                <w:szCs w:val="19"/>
+                <w:sz w:val="18"/>
+                <w:szCs w:val="18"/>
               </w:rPr>
               <w:t xml:space="preserve">荷兰/摩洛哥方向→加拿大→QF碰阿根廷区</w:t>
             </w:r>
@@ -9617,8 +9689,8 @@
                 <w:b w:val="false"/>
                 <w:bCs w:val="false"/>
                 <w:color w:val="000000"/>
-                <w:sz w:val="19"/>
-                <w:szCs w:val="19"/>
+                <w:sz w:val="18"/>
+                <w:szCs w:val="18"/>
               </w:rPr>
               <w:t xml:space="preserve">中高</w:t>
             </w:r>
@@ -9628,64 +9700,33 @@
     </w:tbl>
     <w:p>
       <w:pPr>
-        <w:spacing w:after="60" w:before="60"/>
+        <w:spacing w:after="50" w:before="50"/>
       </w:pPr>
     </w:p>
     <w:p>
       <w:pPr>
-        <w:spacing w:after="30" w:before="30"/>
+        <w:spacing w:after="25" w:before="25"/>
       </w:pPr>
       <w:r>
         <w:rPr>
           <w:rFonts w:ascii="Microsoft YaHei" w:cs="Microsoft YaHei" w:eastAsia="Microsoft YaHei" w:hAnsi="Microsoft YaHei"/>
-          <w:sz w:val="17"/>
-          <w:szCs w:val="17"/>
+          <w:sz w:val="15"/>
+          <w:szCs w:val="15"/>
         </w:rPr>
-        <w:t xml:space="preserve">德国路径警告: 如果德国战胜巴拉圭, 16强大概率对阵法国。法国阵容总身价€1.52B(48队第一), 纳格尔斯曼必须同时准备巴拉圭+提前研究法国。</w:t>
+        <w:t xml:space="preserve">数据: ESPN API + Fotmob + Standard Live Blog + OneFootball + Transfermarkt | 分析框架: CLAUDE.md v16</w:t>
       </w:r>
     </w:p>
     <w:p>
       <w:pPr>
-        <w:spacing w:after="60" w:before="60"/>
-      </w:pPr>
-    </w:p>
-    <w:p>
-      <w:pPr>
-        <w:spacing w:after="30" w:before="30"/>
+        <w:spacing w:after="25" w:before="25"/>
       </w:pPr>
       <w:r>
         <w:rPr>
           <w:rFonts w:ascii="Microsoft YaHei" w:cs="Microsoft YaHei" w:eastAsia="Microsoft YaHei" w:hAnsi="Microsoft YaHei"/>
-          <w:sz w:val="18"/>
-          <w:szCs w:val="18"/>
+          <w:sz w:val="15"/>
+          <w:szCs w:val="15"/>
         </w:rPr>
-        <w:t xml:space="preserve"/>
-      </w:r>
-    </w:p>
-    <w:p>
-      <w:pPr>
-        <w:spacing w:after="30" w:before="30"/>
-      </w:pPr>
-      <w:r>
-        <w:rPr>
-          <w:rFonts w:ascii="Microsoft YaHei" w:cs="Microsoft YaHei" w:eastAsia="Microsoft YaHei" w:hAnsi="Microsoft YaHei"/>
-          <w:sz w:val="16"/>
-          <w:szCs w:val="16"/>
-        </w:rPr>
-        <w:t xml:space="preserve">数据: ESPN API + Fotmob + Standard Live Blog + OneFootball + Transfermarkt</w:t>
-      </w:r>
-    </w:p>
-    <w:p>
-      <w:pPr>
-        <w:spacing w:after="30" w:before="30"/>
-      </w:pPr>
-      <w:r>
-        <w:rPr>
-          <w:rFonts w:ascii="Microsoft YaHei" w:cs="Microsoft YaHei" w:eastAsia="Microsoft YaHei" w:hAnsi="Microsoft YaHei"/>
-          <w:sz w:val="16"/>
-          <w:szCs w:val="16"/>
-        </w:rPr>
-        <w:t xml:space="preserve">身价: Transfermarkt via Planet Football (2026年6月) | 分析框架: CLAUDE.md v17</w:t>
+        <w:t xml:space="preserve">身价: Transfermarkt via Planet Football (2026年6月) | 铁律8: 德国/巴拉圭球员评分均基于ESPN roster验证</w:t>
       </w:r>
     </w:p>
     <w:sectPr>
@@ -9877,8 +9918,8 @@
     <w:rPrDefault>
       <w:rPr>
         <w:rFonts w:ascii="Microsoft YaHei" w:cs="Microsoft YaHei" w:eastAsia="Microsoft YaHei" w:hAnsi="Microsoft YaHei"/>
-        <w:sz w:val="18"/>
-        <w:szCs w:val="18"/>
+        <w:sz w:val="17"/>
+        <w:szCs w:val="17"/>
       </w:rPr>
     </w:rPrDefault>
     <w:pPrDefault/>
